--- a/svoyo-delo/대본/2부/01화_Kakoy_put.docx
+++ b/svoyo-delo/대본/2부/01화_Kakoy_put.docx
@@ -65,7 +65,7 @@
         <w:t xml:space="preserve"> </w:t>
       </w:r>
       <w:r>
-        <w:t xml:space="preserve">- 규칙: 지문 없음. 전 화 100% 「화자명: 대사」. 1턴 15단어 이내 + 긴 턴 10~15회(25~35단어). 문법 초점: 생격(без кофе, без выручки, без контейнеров), 조격(рядом с экспертами), 조건(если готовы…, то…).</w:t>
+        <w:t xml:space="preserve">- 규칙: 지문 없음. 전 화 100% 「화자명: 대사」. 1턴 20단어 이내 + 긴 턴 10~15회(30~50단어). 문법 초점: 생격(без кофе, без выручки, без контейнеров), 조격(рядом с экспертами), 조건(если готовы…, то…).</w:t>
       </w:r>
       <w:r>
         <w:t xml:space="preserve"> </w:t>
@@ -218,119 +218,119 @@
         <w:pStyle w:val="FirstParagraph"/>
       </w:pPr>
       <w:r>
-        <w:t xml:space="preserve">OLGA: Доброе утро. Сегодня без кофе. Сегодня выбираем дорогу. Садитесь.</w:t>
-      </w:r>
-    </w:p>
-    <w:p>
-      <w:pPr>
-        <w:pStyle w:val="BodyText"/>
-      </w:pPr>
-      <w:r>
-        <w:t xml:space="preserve">ALEKSEY: Без кофе? Это так серьёзно?</w:t>
-      </w:r>
-    </w:p>
-    <w:p>
-      <w:pPr>
-        <w:pStyle w:val="BodyText"/>
-      </w:pPr>
-      <w:r>
-        <w:t xml:space="preserve">OLGA: Серьёзнее контейнера. Контейнер — это деньги. Дорога — это полтора года жизни.</w:t>
-      </w:r>
-    </w:p>
-    <w:p>
-      <w:pPr>
-        <w:pStyle w:val="BodyText"/>
-      </w:pPr>
-      <w:r>
-        <w:t xml:space="preserve">IRINA: Я принесла кофе. Себе. Мне можно, я считаю.</w:t>
-      </w:r>
-    </w:p>
-    <w:p>
-      <w:pPr>
-        <w:pStyle w:val="BodyText"/>
-      </w:pPr>
-      <w:r>
-        <w:t xml:space="preserve">OLGA: Вам можно. Смотрите на доску. Два пути. Слева — национальный. Справа — евразийский.</w:t>
-      </w:r>
-    </w:p>
-    <w:p>
-      <w:pPr>
-        <w:pStyle w:val="BodyText"/>
-      </w:pPr>
-      <w:r>
-        <w:t xml:space="preserve">ALEKSEY: Евразийский — это Евразийский экономический союз? Россия, Казахстан, Беларусь?</w:t>
-      </w:r>
-    </w:p>
-    <w:p>
-      <w:pPr>
-        <w:pStyle w:val="BodyText"/>
-      </w:pPr>
-      <w:r>
-        <w:t xml:space="preserve">OLGA: Армения и Киргизия тоже. Пять стран. Одно удостоверение на всех.</w:t>
-      </w:r>
-    </w:p>
-    <w:p>
-      <w:pPr>
-        <w:pStyle w:val="BodyText"/>
-      </w:pPr>
-      <w:r>
-        <w:t xml:space="preserve">ALEKSEY: Пять стран сразу! Тогда выбор очевиден.</w:t>
-      </w:r>
-    </w:p>
-    <w:p>
-      <w:pPr>
-        <w:pStyle w:val="BodyText"/>
-      </w:pPr>
-      <w:r>
-        <w:t xml:space="preserve">OLGA: Вот. Именно поэтому я запретила кофе. Чтобы вы не торопились ещё быстрее.</w:t>
-      </w:r>
-    </w:p>
-    <w:p>
-      <w:pPr>
-        <w:pStyle w:val="BodyText"/>
-      </w:pPr>
-      <w:r>
-        <w:t xml:space="preserve">IRINA: Ольга Петровна, расскажите сначала про оба. Медленно. Я буду считать.</w:t>
-      </w:r>
-    </w:p>
-    <w:p>
-      <w:pPr>
-        <w:pStyle w:val="BodyText"/>
-      </w:pPr>
-      <w:r>
-        <w:t xml:space="preserve">OLGA: Сейчас переходный период. Можно регистрировать по старым национальным правилам или по новым правилам Союза.</w:t>
-      </w:r>
-    </w:p>
-    <w:p>
-      <w:pPr>
-        <w:pStyle w:val="BodyText"/>
-      </w:pPr>
-      <w:r>
-        <w:t xml:space="preserve">ALEKSEY: А сколько длится переходный период?</w:t>
-      </w:r>
-    </w:p>
-    <w:p>
-      <w:pPr>
-        <w:pStyle w:val="BodyText"/>
-      </w:pPr>
-      <w:r>
-        <w:t xml:space="preserve">OLGA: Его продлевали несколько раз. Никто не знает точно. Поэтому я не верю датам. Я верю бумаге. Даты меняет правительство, а бумага остаётся в досье навсегда.</w:t>
-      </w:r>
-    </w:p>
-    <w:p>
-      <w:pPr>
-        <w:pStyle w:val="BodyText"/>
-      </w:pPr>
-      <w:r>
-        <w:t xml:space="preserve">IRINA: Значит, риск: национальное удостоверение когда-то придётся переделать по правилам Союза.</w:t>
-      </w:r>
-    </w:p>
-    <w:p>
-      <w:pPr>
-        <w:pStyle w:val="BodyText"/>
-      </w:pPr>
-      <w:r>
-        <w:t xml:space="preserve">ALEKSEY: Риск записали. Рассказывайте дальше.</w:t>
+        <w:t xml:space="preserve">OLGA: Доброе утро. Сегодня мы обойдёмся без кофе, потому что сегодня выбираем дорогу. Садитесь, пожалуйста.</w:t>
+      </w:r>
+    </w:p>
+    <w:p>
+      <w:pPr>
+        <w:pStyle w:val="BodyText"/>
+      </w:pPr>
+      <w:r>
+        <w:t xml:space="preserve">ALEKSEY: Совсем без кофе? Неужели всё настолько серьёзно, Ольга Петровна?</w:t>
+      </w:r>
+    </w:p>
+    <w:p>
+      <w:pPr>
+        <w:pStyle w:val="BodyText"/>
+      </w:pPr>
+      <w:r>
+        <w:t xml:space="preserve">OLGA: Это серьёзнее, чем контейнер. Контейнер — это просто деньги, а дорога — это полтора года нашей жизни.</w:t>
+      </w:r>
+    </w:p>
+    <w:p>
+      <w:pPr>
+        <w:pStyle w:val="BodyText"/>
+      </w:pPr>
+      <w:r>
+        <w:t xml:space="preserve">IRINA: А я всё-таки принесла кофе, но только себе. Мне можно, потому что я считаю.</w:t>
+      </w:r>
+    </w:p>
+    <w:p>
+      <w:pPr>
+        <w:pStyle w:val="BodyText"/>
+      </w:pPr>
+      <w:r>
+        <w:t xml:space="preserve">OLGA: Вам можно. А теперь смотрите на доску: здесь два пути. Слева национальный, а справа евразийский.</w:t>
+      </w:r>
+    </w:p>
+    <w:p>
+      <w:pPr>
+        <w:pStyle w:val="BodyText"/>
+      </w:pPr>
+      <w:r>
+        <w:t xml:space="preserve">ALEKSEY: Евразийский — это Евразийский экономический союз? То есть Россия, Казахстан и Беларусь?</w:t>
+      </w:r>
+    </w:p>
+    <w:p>
+      <w:pPr>
+        <w:pStyle w:val="BodyText"/>
+      </w:pPr>
+      <w:r>
+        <w:t xml:space="preserve">OLGA: Армения и Киргизия тоже, то есть всего пять стран. И одно удостоверение сразу на всех.</w:t>
+      </w:r>
+    </w:p>
+    <w:p>
+      <w:pPr>
+        <w:pStyle w:val="BodyText"/>
+      </w:pPr>
+      <w:r>
+        <w:t xml:space="preserve">ALEKSEY: Пять стран сразу! Тогда, по-моему, выбор совершенно очевиден, и думать тут нечего.</w:t>
+      </w:r>
+    </w:p>
+    <w:p>
+      <w:pPr>
+        <w:pStyle w:val="BodyText"/>
+      </w:pPr>
+      <w:r>
+        <w:t xml:space="preserve">OLGA: Вот видите. Именно поэтому я и запретила кофе: чтобы вы не торопились ещё быстрее, чем обычно.</w:t>
+      </w:r>
+    </w:p>
+    <w:p>
+      <w:pPr>
+        <w:pStyle w:val="BodyText"/>
+      </w:pPr>
+      <w:r>
+        <w:t xml:space="preserve">IRINA: Ольга Петровна, расскажите сначала про оба пути, только медленно. А я буду сразу считать.</w:t>
+      </w:r>
+    </w:p>
+    <w:p>
+      <w:pPr>
+        <w:pStyle w:val="BodyText"/>
+      </w:pPr>
+      <w:r>
+        <w:t xml:space="preserve">OLGA: Сейчас идёт переходный период. Можно регистрировать по старым национальным правилам или по новым правилам Союза.</w:t>
+      </w:r>
+    </w:p>
+    <w:p>
+      <w:pPr>
+        <w:pStyle w:val="BodyText"/>
+      </w:pPr>
+      <w:r>
+        <w:t xml:space="preserve">ALEKSEY: А сколько ещё будет длиться этот переходный период? Есть какая-то точная дата?</w:t>
+      </w:r>
+    </w:p>
+    <w:p>
+      <w:pPr>
+        <w:pStyle w:val="BodyText"/>
+      </w:pPr>
+      <w:r>
+        <w:t xml:space="preserve">OLGA: Его продлевали уже несколько раз, и никто не знает точно, когда он закончится. Поэтому я не верю датам, а верю бумаге. Даты меняет правительство, а бумага остаётся в досье навсегда.</w:t>
+      </w:r>
+    </w:p>
+    <w:p>
+      <w:pPr>
+        <w:pStyle w:val="BodyText"/>
+      </w:pPr>
+      <w:r>
+        <w:t xml:space="preserve">IRINA: Значит, есть риск, что национальное удостоверение когда-нибудь придётся переделывать по правилам Союза.</w:t>
+      </w:r>
+    </w:p>
+    <w:p>
+      <w:pPr>
+        <w:pStyle w:val="BodyText"/>
+      </w:pPr>
+      <w:r>
+        <w:t xml:space="preserve">ALEKSEY: Хорошо, этот риск мы записали. Рассказывайте дальше, пожалуйста, мы вас внимательно слушаем.</w:t>
       </w:r>
     </w:p>
     <w:bookmarkEnd w:id="21"/>
@@ -348,279 +348,279 @@
         <w:pStyle w:val="FirstParagraph"/>
       </w:pPr>
       <w:r>
-        <w:t xml:space="preserve">OLGA: Правильно, Белова, первая строка в «Рисках». Теперь национальный путь. Только Россия. Росздравнадзор, экспертиза, испытания, клинические данные. Я знаю каждый шаг и знаю, где эксперты спотыкаются.</w:t>
-      </w:r>
-    </w:p>
-    <w:p>
-      <w:pPr>
-        <w:pStyle w:val="BodyText"/>
-      </w:pPr>
-      <w:r>
-        <w:t xml:space="preserve">ALEKSEY: Сколько времени?</w:t>
-      </w:r>
-    </w:p>
-    <w:p>
-      <w:pPr>
-        <w:pStyle w:val="BodyText"/>
-      </w:pPr>
-      <w:r>
-        <w:t xml:space="preserve">OLGA: Двенадцать-восемнадцать месяцев. Если без сюрпризов. Сюрпризы будут.</w:t>
-      </w:r>
-    </w:p>
-    <w:p>
-      <w:pPr>
-        <w:pStyle w:val="BodyText"/>
-      </w:pPr>
-      <w:r>
-        <w:t xml:space="preserve">IRINA: А стоимость?</w:t>
-      </w:r>
-    </w:p>
-    <w:p>
-      <w:pPr>
-        <w:pStyle w:val="BodyText"/>
-      </w:pPr>
-      <w:r>
-        <w:t xml:space="preserve">OLGA: Около шести миллионов. То, что в таблице. Плюс запас.</w:t>
-      </w:r>
-    </w:p>
-    <w:p>
-      <w:pPr>
-        <w:pStyle w:val="BodyText"/>
-      </w:pPr>
-      <w:r>
-        <w:t xml:space="preserve">ALEKSEY: А путь Союза?</w:t>
-      </w:r>
-    </w:p>
-    <w:p>
-      <w:pPr>
-        <w:pStyle w:val="BodyText"/>
-      </w:pPr>
-      <w:r>
-        <w:t xml:space="preserve">OLGA: Путь Союза. Пять стран. Но есть одна большая вещь. Инспектирование производства.</w:t>
-      </w:r>
-    </w:p>
-    <w:p>
-      <w:pPr>
-        <w:pStyle w:val="BodyText"/>
-      </w:pPr>
-      <w:r>
-        <w:t xml:space="preserve">ALEKSEY: Что это значит?</w:t>
-      </w:r>
-    </w:p>
-    <w:p>
-      <w:pPr>
-        <w:pStyle w:val="BodyText"/>
-      </w:pPr>
-      <w:r>
-        <w:t xml:space="preserve">OLGA: Это значит, что российские инспекторы поедут в Вонджу. Проверят завод по требованиям Союза. Систему качества, документы, людей. Неделю будут жить на заводе и смотреть во все углы.</w:t>
-      </w:r>
-    </w:p>
-    <w:p>
-      <w:pPr>
-        <w:pStyle w:val="BodyText"/>
-      </w:pPr>
-      <w:r>
-        <w:t xml:space="preserve">ALEKSEY: Но завод хороший. Пол моют каждые четыре часа.</w:t>
-      </w:r>
-    </w:p>
-    <w:p>
-      <w:pPr>
-        <w:pStyle w:val="BodyText"/>
-      </w:pPr>
-      <w:r>
-        <w:t xml:space="preserve">OLGA: Пол — да. А документы на русском? Процедуры по нашим стандартам? Инспекторы не читают по-корейски.</w:t>
-      </w:r>
-    </w:p>
-    <w:p>
-      <w:pPr>
-        <w:pStyle w:val="BodyText"/>
-      </w:pPr>
-      <w:r>
-        <w:t xml:space="preserve">IRINA: Сколько стоит инспекция?</w:t>
-      </w:r>
-    </w:p>
-    <w:p>
-      <w:pPr>
-        <w:pStyle w:val="BodyText"/>
-      </w:pPr>
-      <w:r>
-        <w:t xml:space="preserve">OLGA: Перелёт инспекторов, работа, переводчики. Несколько миллионов. И ещё полгода, чтобы подготовить завод.</w:t>
-      </w:r>
-    </w:p>
-    <w:p>
-      <w:pPr>
-        <w:pStyle w:val="BodyText"/>
-      </w:pPr>
-      <w:r>
-        <w:t xml:space="preserve">IRINA: Значит, путь Союза — дороже и дольше.</w:t>
-      </w:r>
-    </w:p>
-    <w:p>
-      <w:pPr>
-        <w:pStyle w:val="BodyText"/>
-      </w:pPr>
-      <w:r>
-        <w:t xml:space="preserve">OLGA: Дороже, дольше и с риском, что инспекторы найдут то, что корейцы считают мелочью. А мелочей у инспекторов не бывает. Для корейцев это мелочь, для инспектора — несоответствие.</w:t>
-      </w:r>
-    </w:p>
-    <w:p>
-      <w:pPr>
-        <w:pStyle w:val="BodyText"/>
-      </w:pPr>
-      <w:r>
-        <w:t xml:space="preserve">ALEKSEY: Но потом — Казахстан, Беларусь. Новые рынки.</w:t>
-      </w:r>
-    </w:p>
-    <w:p>
-      <w:pPr>
-        <w:pStyle w:val="BodyText"/>
-      </w:pPr>
-      <w:r>
-        <w:t xml:space="preserve">OLGA: Потом. Вы сейчас продать не можете в Москве. А думаете про Алматы.</w:t>
-      </w:r>
-    </w:p>
-    <w:p>
-      <w:pPr>
-        <w:pStyle w:val="BodyText"/>
-      </w:pPr>
-      <w:r>
-        <w:t xml:space="preserve">ALEKSEY: Я думаю на пять лет вперёд.</w:t>
-      </w:r>
-    </w:p>
-    <w:p>
-      <w:pPr>
-        <w:pStyle w:val="BodyText"/>
-      </w:pPr>
-      <w:r>
-        <w:t xml:space="preserve">OLGA: Вы думаете на пять лет вперёд, а касса — на два месяца. Белова, скажите ему.</w:t>
-      </w:r>
-    </w:p>
-    <w:p>
-      <w:pPr>
-        <w:pStyle w:val="BodyText"/>
-      </w:pPr>
-      <w:r>
-        <w:t xml:space="preserve">IRINA: Тринадцать миллионов в конце сентября. У нас на счёте — три. Пока я не нашла остальное, Казахстан — это мечта. Красивая, но мечта, а не строка в таблице.</w:t>
-      </w:r>
-    </w:p>
-    <w:p>
-      <w:pPr>
-        <w:pStyle w:val="BodyText"/>
-      </w:pPr>
-      <w:r>
-        <w:t xml:space="preserve">ALEKSEY: Хорошо. Мечту откладываю. Но не выбрасываю.</w:t>
-      </w:r>
-    </w:p>
-    <w:p>
-      <w:pPr>
-        <w:pStyle w:val="BodyText"/>
-      </w:pPr>
-      <w:r>
-        <w:t xml:space="preserve">OLGA: Не выбрасывайте. Мечты — как образцы. Храните при правильной температуре.</w:t>
-      </w:r>
-    </w:p>
-    <w:p>
-      <w:pPr>
-        <w:pStyle w:val="BodyText"/>
-      </w:pPr>
-      <w:r>
-        <w:t xml:space="preserve">ALEKSEY: Тогда какой путь вы выбираете?</w:t>
-      </w:r>
-    </w:p>
-    <w:p>
-      <w:pPr>
-        <w:pStyle w:val="BodyText"/>
-      </w:pPr>
-      <w:r>
-        <w:t xml:space="preserve">OLGA: Я ещё не выбрала. Мне нужно знать одну вещь у корейцев. Сегодня в два.</w:t>
-      </w:r>
-    </w:p>
-    <w:p>
-      <w:pPr>
-        <w:pStyle w:val="BodyText"/>
-      </w:pPr>
-      <w:r>
-        <w:t xml:space="preserve">IRINA: Какую вещь?</w:t>
-      </w:r>
-    </w:p>
-    <w:p>
-      <w:pPr>
-        <w:pStyle w:val="BodyText"/>
-      </w:pPr>
-      <w:r>
-        <w:t xml:space="preserve">OLGA: Готовы ли они к инспекторам. Не на словах. Документами. Если готовы через полгода — подумаем о Союзе. Если нет — национальный. Это две совсем разные дороги по времени.</w:t>
-      </w:r>
-    </w:p>
-    <w:p>
-      <w:pPr>
-        <w:pStyle w:val="BodyText"/>
-      </w:pPr>
-      <w:r>
-        <w:t xml:space="preserve">ALEKSEY: А если готовы?</w:t>
-      </w:r>
-    </w:p>
-    <w:p>
-      <w:pPr>
-        <w:pStyle w:val="BodyText"/>
-      </w:pPr>
-      <w:r>
-        <w:t xml:space="preserve">OLGA: Тогда всё равно национальный. Сначала. А путь Союза — вторым шагом, когда у нас будут продажи.</w:t>
-      </w:r>
-    </w:p>
-    <w:p>
-      <w:pPr>
-        <w:pStyle w:val="BodyText"/>
-      </w:pPr>
-      <w:r>
-        <w:t xml:space="preserve">ALEKSEY: Зачем тогда спрашивать?</w:t>
-      </w:r>
-    </w:p>
-    <w:p>
-      <w:pPr>
-        <w:pStyle w:val="BodyText"/>
-      </w:pPr>
-      <w:r>
-        <w:t xml:space="preserve">OLGA: Чтобы знать, сколько времени у нас будет на второй шаг. Регистратор думает два шага вперёд. Продавец — один, но быстро. Хорошая компания — это когда у тебя есть и тот, и другой.</w:t>
-      </w:r>
-    </w:p>
-    <w:p>
-      <w:pPr>
-        <w:pStyle w:val="BodyText"/>
-      </w:pPr>
-      <w:r>
-        <w:t xml:space="preserve">IRINA: А бухгалтер — ноль шагов, пока касса пустая.</w:t>
-      </w:r>
-    </w:p>
-    <w:p>
-      <w:pPr>
-        <w:pStyle w:val="BodyText"/>
-      </w:pPr>
-      <w:r>
-        <w:t xml:space="preserve">OLGA: Белова, вы сегодня язвите.</w:t>
-      </w:r>
-    </w:p>
-    <w:p>
-      <w:pPr>
-        <w:pStyle w:val="BodyText"/>
-      </w:pPr>
-      <w:r>
-        <w:t xml:space="preserve">IRINA: Я сегодня не спала. Я искала тринадцать миллионов.</w:t>
-      </w:r>
-    </w:p>
-    <w:p>
-      <w:pPr>
-        <w:pStyle w:val="BodyText"/>
-      </w:pPr>
-      <w:r>
-        <w:t xml:space="preserve">ALEKSEY: И что нашли?</w:t>
-      </w:r>
-    </w:p>
-    <w:p>
-      <w:pPr>
-        <w:pStyle w:val="BodyText"/>
-      </w:pPr>
-      <w:r>
-        <w:t xml:space="preserve">IRINA: Пока — ничего. Но у меня есть список. Пять вариантов. Расскажу вечером.</w:t>
+        <w:t xml:space="preserve">OLGA: Правильно, Белова, это первая строка во вкладке «Риски». Теперь национальный путь, который касается только России. Это Росздравнадзор, экспертиза, испытания и клинические данные. Я знаю каждый шаг и знаю, где именно эксперты обычно спотыкаются.</w:t>
+      </w:r>
+    </w:p>
+    <w:p>
+      <w:pPr>
+        <w:pStyle w:val="BodyText"/>
+      </w:pPr>
+      <w:r>
+        <w:t xml:space="preserve">ALEKSEY: И сколько времени займёт национальный путь, если всё пойдёт нормально?</w:t>
+      </w:r>
+    </w:p>
+    <w:p>
+      <w:pPr>
+        <w:pStyle w:val="BodyText"/>
+      </w:pPr>
+      <w:r>
+        <w:t xml:space="preserve">OLGA: Двенадцать-восемнадцать месяцев, если не будет сюрпризов. Но сюрпризы будут, в этом я уверена.</w:t>
+      </w:r>
+    </w:p>
+    <w:p>
+      <w:pPr>
+        <w:pStyle w:val="BodyText"/>
+      </w:pPr>
+      <w:r>
+        <w:t xml:space="preserve">IRINA: А сколько это будет стоить? Мне нужна хотя бы примерная цифра для таблицы.</w:t>
+      </w:r>
+    </w:p>
+    <w:p>
+      <w:pPr>
+        <w:pStyle w:val="BodyText"/>
+      </w:pPr>
+      <w:r>
+        <w:t xml:space="preserve">OLGA: Около шести миллионов, то есть то, что уже есть в таблице. Плюс небольшой запас.</w:t>
+      </w:r>
+    </w:p>
+    <w:p>
+      <w:pPr>
+        <w:pStyle w:val="BodyText"/>
+      </w:pPr>
+      <w:r>
+        <w:t xml:space="preserve">ALEKSEY: Понятно. А что тогда с путём Союза? Чем он отличается от национального?</w:t>
+      </w:r>
+    </w:p>
+    <w:p>
+      <w:pPr>
+        <w:pStyle w:val="BodyText"/>
+      </w:pPr>
+      <w:r>
+        <w:t xml:space="preserve">OLGA: Путь Союза открывает пять стран. Но есть одна большая вещь, о которой надо знать: инспектирование производства.</w:t>
+      </w:r>
+    </w:p>
+    <w:p>
+      <w:pPr>
+        <w:pStyle w:val="BodyText"/>
+      </w:pPr>
+      <w:r>
+        <w:t xml:space="preserve">ALEKSEY: А что это значит на практике? Кто кого будет инспектировать и зачем?</w:t>
+      </w:r>
+    </w:p>
+    <w:p>
+      <w:pPr>
+        <w:pStyle w:val="BodyText"/>
+      </w:pPr>
+      <w:r>
+        <w:t xml:space="preserve">OLGA: Это значит, что российские инспекторы поедут в Вонджу и проверят завод по требованиям Союза: систему качества, документы и людей. Они целую неделю будут жить на заводе и заглядывать во все углы.</w:t>
+      </w:r>
+    </w:p>
+    <w:p>
+      <w:pPr>
+        <w:pStyle w:val="BodyText"/>
+      </w:pPr>
+      <w:r>
+        <w:t xml:space="preserve">ALEKSEY: Но ведь завод хороший, я сам его видел. Там пол моют каждые четыре часа.</w:t>
+      </w:r>
+    </w:p>
+    <w:p>
+      <w:pPr>
+        <w:pStyle w:val="BodyText"/>
+      </w:pPr>
+      <w:r>
+        <w:t xml:space="preserve">OLGA: С полом всё в порядке, да. А документы на русском у них есть? А процедуры по нашим стандартам?</w:t>
+      </w:r>
+    </w:p>
+    <w:p>
+      <w:pPr>
+        <w:pStyle w:val="BodyText"/>
+      </w:pPr>
+      <w:r>
+        <w:t xml:space="preserve">IRINA: А сколько стоит такая инспекция? Хотя бы порядок цифр, чтобы я понимала масштаб.</w:t>
+      </w:r>
+    </w:p>
+    <w:p>
+      <w:pPr>
+        <w:pStyle w:val="BodyText"/>
+      </w:pPr>
+      <w:r>
+        <w:t xml:space="preserve">OLGA: Нужно оплатить перелёт инспекторов, их работу и переводчиков, а это несколько миллионов. И ещё полгода уйдёт на подготовку завода.</w:t>
+      </w:r>
+    </w:p>
+    <w:p>
+      <w:pPr>
+        <w:pStyle w:val="BodyText"/>
+      </w:pPr>
+      <w:r>
+        <w:t xml:space="preserve">IRINA: Значит, путь Союза получается и дороже, и дольше, чем национальный. Я правильно понимаю?</w:t>
+      </w:r>
+    </w:p>
+    <w:p>
+      <w:pPr>
+        <w:pStyle w:val="BodyText"/>
+      </w:pPr>
+      <w:r>
+        <w:t xml:space="preserve">OLGA: Дороже, дольше и с риском, что инспекторы найдут то, что корейцы считают мелочью. А мелочей у инспекторов не бывает. То, что для корейцев мелочь, для инспектора — несоответствие, и его придётся исправлять за наш счёт.</w:t>
+      </w:r>
+    </w:p>
+    <w:p>
+      <w:pPr>
+        <w:pStyle w:val="BodyText"/>
+      </w:pPr>
+      <w:r>
+        <w:t xml:space="preserve">ALEKSEY: Зато потом перед нами откроются Казахстан и Беларусь, а это совсем новые рынки.</w:t>
+      </w:r>
+    </w:p>
+    <w:p>
+      <w:pPr>
+        <w:pStyle w:val="BodyText"/>
+      </w:pPr>
+      <w:r>
+        <w:t xml:space="preserve">OLGA: Это будет потом. Сейчас вы не можете продать ни одной коробки в Москве, а думаете про Алматы.</w:t>
+      </w:r>
+    </w:p>
+    <w:p>
+      <w:pPr>
+        <w:pStyle w:val="BodyText"/>
+      </w:pPr>
+      <w:r>
+        <w:t xml:space="preserve">ALEKSEY: Просто я привык думать на пять лет вперёд, а не на один месяц.</w:t>
+      </w:r>
+    </w:p>
+    <w:p>
+      <w:pPr>
+        <w:pStyle w:val="BodyText"/>
+      </w:pPr>
+      <w:r>
+        <w:t xml:space="preserve">OLGA: Вы думаете на пять лет вперёд, а касса живёт на два месяца. Белова, скажите ему сами.</w:t>
+      </w:r>
+    </w:p>
+    <w:p>
+      <w:pPr>
+        <w:pStyle w:val="BodyText"/>
+      </w:pPr>
+      <w:r>
+        <w:t xml:space="preserve">IRINA: В конце сентября нам нужно заплатить тринадцать миллионов, а у нас на счёте только три. Пока я не нашла остальные деньги, Казахстан остаётся мечтой. Красивой, но всё-таки мечтой, а не строкой в таблице.</w:t>
+      </w:r>
+    </w:p>
+    <w:p>
+      <w:pPr>
+        <w:pStyle w:val="BodyText"/>
+      </w:pPr>
+      <w:r>
+        <w:t xml:space="preserve">ALEKSEY: Хорошо, мечту я пока откладываю. Но не выбрасываю, потому что она мне ещё пригодится.</w:t>
+      </w:r>
+    </w:p>
+    <w:p>
+      <w:pPr>
+        <w:pStyle w:val="BodyText"/>
+      </w:pPr>
+      <w:r>
+        <w:t xml:space="preserve">OLGA: И не выбрасывайте. Мечты — как образцы: их нужно хранить при правильной температуре.</w:t>
+      </w:r>
+    </w:p>
+    <w:p>
+      <w:pPr>
+        <w:pStyle w:val="BodyText"/>
+      </w:pPr>
+      <w:r>
+        <w:t xml:space="preserve">ALEKSEY: Тогда скажите прямо, какой путь вы выбираете. Национальный или всё-таки Союз?</w:t>
+      </w:r>
+    </w:p>
+    <w:p>
+      <w:pPr>
+        <w:pStyle w:val="BodyText"/>
+      </w:pPr>
+      <w:r>
+        <w:t xml:space="preserve">OLGA: Я ещё не выбрала, потому что мне нужно узнать одну вещь у корейцев. Созвон сегодня в два.</w:t>
+      </w:r>
+    </w:p>
+    <w:p>
+      <w:pPr>
+        <w:pStyle w:val="BodyText"/>
+      </w:pPr>
+      <w:r>
+        <w:t xml:space="preserve">IRINA: А какую именно вещь вы хотите у них узнать? Это важно для моих расчётов?</w:t>
+      </w:r>
+    </w:p>
+    <w:p>
+      <w:pPr>
+        <w:pStyle w:val="BodyText"/>
+      </w:pPr>
+      <w:r>
+        <w:t xml:space="preserve">OLGA: Готовы ли они к инспекторам, причём не на словах, а документами. Если они будут готовы через полгода, подумаем о Союзе. Если нет, то выбираем национальный путь, потому что это две совсем разные дороги по времени.</w:t>
+      </w:r>
+    </w:p>
+    <w:p>
+      <w:pPr>
+        <w:pStyle w:val="BodyText"/>
+      </w:pPr>
+      <w:r>
+        <w:t xml:space="preserve">ALEKSEY: А если они скажут, что готовы? Тогда мы сразу идём по пути Союза?</w:t>
+      </w:r>
+    </w:p>
+    <w:p>
+      <w:pPr>
+        <w:pStyle w:val="BodyText"/>
+      </w:pPr>
+      <w:r>
+        <w:t xml:space="preserve">OLGA: Нет, тогда всё равно сначала национальный. А путь Союза будет вторым шагом, когда у нас появятся продажи.</w:t>
+      </w:r>
+    </w:p>
+    <w:p>
+      <w:pPr>
+        <w:pStyle w:val="BodyText"/>
+      </w:pPr>
+      <w:r>
+        <w:t xml:space="preserve">ALEKSEY: Но зачем тогда вообще их спрашивать, если вы всё равно выбираете национальный путь?</w:t>
+      </w:r>
+    </w:p>
+    <w:p>
+      <w:pPr>
+        <w:pStyle w:val="BodyText"/>
+      </w:pPr>
+      <w:r>
+        <w:t xml:space="preserve">OLGA: Чтобы знать, сколько времени у нас будет на второй шаг. Регистратор думает два шага вперёд. Продавец думает только на один шаг, но зато делает его быстро. Хорошая компания — это когда у тебя есть и тот, и другой.</w:t>
+      </w:r>
+    </w:p>
+    <w:p>
+      <w:pPr>
+        <w:pStyle w:val="BodyText"/>
+      </w:pPr>
+      <w:r>
+        <w:t xml:space="preserve">IRINA: А бухгалтер думает ровно ноль шагов вперёд, пока касса остаётся пустой.</w:t>
+      </w:r>
+    </w:p>
+    <w:p>
+      <w:pPr>
+        <w:pStyle w:val="BodyText"/>
+      </w:pPr>
+      <w:r>
+        <w:t xml:space="preserve">OLGA: Белова, вы сегодня что-то очень язвите. Это на вас совсем не похоже.</w:t>
+      </w:r>
+    </w:p>
+    <w:p>
+      <w:pPr>
+        <w:pStyle w:val="BodyText"/>
+      </w:pPr>
+      <w:r>
+        <w:t xml:space="preserve">IRINA: Просто я сегодня не спала, потому что всю ночь искала тринадцать миллионов.</w:t>
+      </w:r>
+    </w:p>
+    <w:p>
+      <w:pPr>
+        <w:pStyle w:val="BodyText"/>
+      </w:pPr>
+      <w:r>
+        <w:t xml:space="preserve">ALEKSEY: И что, вам удалось что-нибудь найти за эту ночь?</w:t>
+      </w:r>
+    </w:p>
+    <w:p>
+      <w:pPr>
+        <w:pStyle w:val="BodyText"/>
+      </w:pPr>
+      <w:r>
+        <w:t xml:space="preserve">IRINA: Пока ничего надёжного. Но у меня есть список из пяти вариантов, и я расскажу о них вечером.</w:t>
       </w:r>
     </w:p>
     <w:bookmarkEnd w:id="22"/>
@@ -638,239 +638,239 @@
         <w:pStyle w:val="FirstParagraph"/>
       </w:pPr>
       <w:r>
-        <w:t xml:space="preserve">SOHEE: Здравствуйте. Ольга Петровна, Ирина-сси, Алексей-сси. Доюн тоже здесь.</w:t>
-      </w:r>
-    </w:p>
-    <w:p>
-      <w:pPr>
-        <w:pStyle w:val="BodyText"/>
-      </w:pPr>
-      <w:r>
-        <w:t xml:space="preserve">DOYUN: Добрый вечер. Президент дома, но просил передать: «Контейнер стоит хорошо?»</w:t>
-      </w:r>
-    </w:p>
-    <w:p>
-      <w:pPr>
-        <w:pStyle w:val="BodyText"/>
-      </w:pPr>
-      <w:r>
-        <w:t xml:space="preserve">ALEKSEY: Стоит хорошо. Двадцать градусов. Журнал каждый день.</w:t>
-      </w:r>
-    </w:p>
-    <w:p>
-      <w:pPr>
-        <w:pStyle w:val="BodyText"/>
-      </w:pPr>
-      <w:r>
-        <w:t xml:space="preserve">DOYUN: Он будет рад. Он каждое утро меряет давление тонометром вашей бабушки.</w:t>
-      </w:r>
-    </w:p>
-    <w:p>
-      <w:pPr>
-        <w:pStyle w:val="BodyText"/>
-      </w:pPr>
-      <w:r>
-        <w:t xml:space="preserve">OLGA: Госпожа Чон, у меня один вопрос. Очень прямой. Можно?</w:t>
-      </w:r>
-    </w:p>
-    <w:p>
-      <w:pPr>
-        <w:pStyle w:val="BodyText"/>
-      </w:pPr>
-      <w:r>
-        <w:t xml:space="preserve">SOHEE: Можно. Прямой — хорошо. Я понимаю прямые.</w:t>
-      </w:r>
-    </w:p>
-    <w:p>
-      <w:pPr>
-        <w:pStyle w:val="BodyText"/>
-      </w:pPr>
-      <w:r>
-        <w:t xml:space="preserve">OLGA: Если российские инспекторы приедут в Вонджу через полгода, вы будете готовы?</w:t>
-      </w:r>
-    </w:p>
-    <w:p>
-      <w:pPr>
-        <w:pStyle w:val="BodyText"/>
-      </w:pPr>
-      <w:r>
-        <w:t xml:space="preserve">SOHEE: Инспекторы. Европейские — были. Два раза. Российские — нет. Никогда.</w:t>
-      </w:r>
-    </w:p>
-    <w:p>
-      <w:pPr>
-        <w:pStyle w:val="BodyText"/>
-      </w:pPr>
-      <w:r>
-        <w:t xml:space="preserve">OLGA: Что нужно, чтобы были готовы?</w:t>
-      </w:r>
-    </w:p>
-    <w:p>
-      <w:pPr>
-        <w:pStyle w:val="BodyText"/>
-      </w:pPr>
-      <w:r>
-        <w:t xml:space="preserve">SOHEE: Перевод. Все процедуры — на русский. Двести документов. Это год. Не полгода.</w:t>
-      </w:r>
-    </w:p>
-    <w:p>
-      <w:pPr>
-        <w:pStyle w:val="BodyText"/>
-      </w:pPr>
-      <w:r>
-        <w:t xml:space="preserve">OLGA: Год. Спасибо. Это честный ответ.</w:t>
-      </w:r>
-    </w:p>
-    <w:p>
-      <w:pPr>
-        <w:pStyle w:val="BodyText"/>
-      </w:pPr>
-      <w:r>
-        <w:t xml:space="preserve">SOHEE: Честный. Я научилась. На таможне. Шесть шприцев.</w:t>
-      </w:r>
-    </w:p>
-    <w:p>
-      <w:pPr>
-        <w:pStyle w:val="BodyText"/>
-      </w:pPr>
-      <w:r>
-        <w:t xml:space="preserve">OLGA: Значит, решено. Национальный путь. Сейчас. А вы начинаете переводить процедуры. Медленно, но каждый месяц.</w:t>
-      </w:r>
-    </w:p>
-    <w:p>
-      <w:pPr>
-        <w:pStyle w:val="BodyText"/>
-      </w:pPr>
-      <w:r>
-        <w:t xml:space="preserve">SOHEE: Каждый месяц. Десять документов. Через два года — двести.</w:t>
-      </w:r>
-    </w:p>
-    <w:p>
-      <w:pPr>
-        <w:pStyle w:val="BodyText"/>
-      </w:pPr>
-      <w:r>
-        <w:t xml:space="preserve">OLGA: Через два года подадим на путь Союза. С продажами и переводами.</w:t>
-      </w:r>
-    </w:p>
-    <w:p>
-      <w:pPr>
-        <w:pStyle w:val="BodyText"/>
-      </w:pPr>
-      <w:r>
-        <w:t xml:space="preserve">ALEKSEY: Два года. Казахстан через два года.</w:t>
-      </w:r>
-    </w:p>
-    <w:p>
-      <w:pPr>
-        <w:pStyle w:val="BodyText"/>
-      </w:pPr>
-      <w:r>
-        <w:t xml:space="preserve">OLGA: Через два года, если касса доживёт. Белова, ваша очередь.</w:t>
-      </w:r>
-    </w:p>
-    <w:p>
-      <w:pPr>
-        <w:pStyle w:val="BodyText"/>
-      </w:pPr>
-      <w:r>
-        <w:t xml:space="preserve">IRINA: Госпожа Чон, кто будет платить за перевод двухсот процедур?</w:t>
-      </w:r>
-    </w:p>
-    <w:p>
-      <w:pPr>
-        <w:pStyle w:val="BodyText"/>
-      </w:pPr>
-      <w:r>
-        <w:t xml:space="preserve">SOHEE: Мы. Это наш завод. Наши процедуры.</w:t>
-      </w:r>
-    </w:p>
-    <w:p>
-      <w:pPr>
-        <w:pStyle w:val="BodyText"/>
-      </w:pPr>
-      <w:r>
-        <w:t xml:space="preserve">IRINA: Спасибо. Это минус миллион из моей таблицы. Хоть один хороший день.</w:t>
-      </w:r>
-    </w:p>
-    <w:p>
-      <w:pPr>
-        <w:pStyle w:val="BodyText"/>
-      </w:pPr>
-      <w:r>
-        <w:t xml:space="preserve">DOYUN: Президент сказал заранее: «Если спросят про перевод, скажи — мы платим. Это наш пол».</w:t>
-      </w:r>
-    </w:p>
-    <w:p>
-      <w:pPr>
-        <w:pStyle w:val="BodyText"/>
-      </w:pPr>
-      <w:r>
-        <w:t xml:space="preserve">OLGA: «Наш пол». Он всё переводит в пол.</w:t>
-      </w:r>
-    </w:p>
-    <w:p>
-      <w:pPr>
-        <w:pStyle w:val="BodyText"/>
-      </w:pPr>
-      <w:r>
-        <w:t xml:space="preserve">DOYUN: Это его язык. Как у вас — картонка.</w:t>
-      </w:r>
-    </w:p>
-    <w:p>
-      <w:pPr>
-        <w:pStyle w:val="BodyText"/>
-      </w:pPr>
-      <w:r>
-        <w:t xml:space="preserve">OLGA: Тогда договорились. Мой язык — бумага. Национальный путь. Подаём досье через три месяца.</w:t>
-      </w:r>
-    </w:p>
-    <w:p>
-      <w:pPr>
-        <w:pStyle w:val="BodyText"/>
-      </w:pPr>
-      <w:r>
-        <w:t xml:space="preserve">SOHEE: Три месяца. Клинические данные — европейские, маленькие. Я отправила. Достаточно?</w:t>
-      </w:r>
-    </w:p>
-    <w:p>
-      <w:pPr>
-        <w:pStyle w:val="BodyText"/>
-      </w:pPr>
-      <w:r>
-        <w:t xml:space="preserve">OLGA: Не знаю. Это решит эксперт. А он задаст вопрос.</w:t>
-      </w:r>
-    </w:p>
-    <w:p>
-      <w:pPr>
-        <w:pStyle w:val="BodyText"/>
-      </w:pPr>
-      <w:r>
-        <w:t xml:space="preserve">SOHEE: Какой вопрос?</w:t>
-      </w:r>
-    </w:p>
-    <w:p>
-      <w:pPr>
-        <w:pStyle w:val="BodyText"/>
-      </w:pPr>
-      <w:r>
-        <w:t xml:space="preserve">OLGA: «Где российские пациенты?» Их нет. Значит, нам нужно объяснение, почему корейские и европейские данные подходят для России.</w:t>
-      </w:r>
-    </w:p>
-    <w:p>
-      <w:pPr>
-        <w:pStyle w:val="BodyText"/>
-      </w:pPr>
-      <w:r>
-        <w:t xml:space="preserve">DOYUN: Госпожа Чон записывает. Она говорит: «Ольга Петровна думает как эксперт».</w:t>
-      </w:r>
-    </w:p>
-    <w:p>
-      <w:pPr>
-        <w:pStyle w:val="BodyText"/>
-      </w:pPr>
-      <w:r>
-        <w:t xml:space="preserve">OLGA: Двадцать лет рядом с экспертами. Заражаешься.</w:t>
+        <w:t xml:space="preserve">SOHEE: Здравствуйте, Ольга Петровна, Ирина-сси, Алексей-сси. Доюн тоже здесь, рядом со мной.</w:t>
+      </w:r>
+    </w:p>
+    <w:p>
+      <w:pPr>
+        <w:pStyle w:val="BodyText"/>
+      </w:pPr>
+      <w:r>
+        <w:t xml:space="preserve">DOYUN: Добрый вечер. Президент сейчас дома, но просил передать вопрос: «Контейнер стоит хорошо?»</w:t>
+      </w:r>
+    </w:p>
+    <w:p>
+      <w:pPr>
+        <w:pStyle w:val="BodyText"/>
+      </w:pPr>
+      <w:r>
+        <w:t xml:space="preserve">ALEKSEY: Передайте, что стоит хорошо: двадцать градусов, и мы каждый день заполняем журнал.</w:t>
+      </w:r>
+    </w:p>
+    <w:p>
+      <w:pPr>
+        <w:pStyle w:val="BodyText"/>
+      </w:pPr>
+      <w:r>
+        <w:t xml:space="preserve">DOYUN: Он будет очень рад. Кстати, он каждое утро меряет давление тонометром вашей бабушки.</w:t>
+      </w:r>
+    </w:p>
+    <w:p>
+      <w:pPr>
+        <w:pStyle w:val="BodyText"/>
+      </w:pPr>
+      <w:r>
+        <w:t xml:space="preserve">OLGA: Госпожа Чон, у меня к вам один вопрос, и он очень прямой. Можно я спрошу?</w:t>
+      </w:r>
+    </w:p>
+    <w:p>
+      <w:pPr>
+        <w:pStyle w:val="BodyText"/>
+      </w:pPr>
+      <w:r>
+        <w:t xml:space="preserve">SOHEE: Можно. Прямой вопрос — это хорошо, потому что прямые вопросы я понимаю лучше.</w:t>
+      </w:r>
+    </w:p>
+    <w:p>
+      <w:pPr>
+        <w:pStyle w:val="BodyText"/>
+      </w:pPr>
+      <w:r>
+        <w:t xml:space="preserve">OLGA: Если российские инспекторы приедут в Вонджу через полгода, вы будете к этому готовы?</w:t>
+      </w:r>
+    </w:p>
+    <w:p>
+      <w:pPr>
+        <w:pStyle w:val="BodyText"/>
+      </w:pPr>
+      <w:r>
+        <w:t xml:space="preserve">SOHEE: Европейские инспекторы у нас уже были, два раза. А российских не было никогда.</w:t>
+      </w:r>
+    </w:p>
+    <w:p>
+      <w:pPr>
+        <w:pStyle w:val="BodyText"/>
+      </w:pPr>
+      <w:r>
+        <w:t xml:space="preserve">OLGA: Понятно. А что вам нужно сделать, чтобы подготовиться к российским инспекторам?</w:t>
+      </w:r>
+    </w:p>
+    <w:p>
+      <w:pPr>
+        <w:pStyle w:val="BodyText"/>
+      </w:pPr>
+      <w:r>
+        <w:t xml:space="preserve">SOHEE: Нужно перевести все процедуры на русский, а это двести документов. Это займёт год, а не полгода.</w:t>
+      </w:r>
+    </w:p>
+    <w:p>
+      <w:pPr>
+        <w:pStyle w:val="BodyText"/>
+      </w:pPr>
+      <w:r>
+        <w:t xml:space="preserve">OLGA: Год. Спасибо, госпожа Чон. Это честный ответ, и мне он нравится больше, чем красивое обещание.</w:t>
+      </w:r>
+    </w:p>
+    <w:p>
+      <w:pPr>
+        <w:pStyle w:val="BodyText"/>
+      </w:pPr>
+      <w:r>
+        <w:t xml:space="preserve">SOHEE: Да, честный. Я этому научилась на таможне, когда у нас были шесть шприцев.</w:t>
+      </w:r>
+    </w:p>
+    <w:p>
+      <w:pPr>
+        <w:pStyle w:val="BodyText"/>
+      </w:pPr>
+      <w:r>
+        <w:t xml:space="preserve">OLGA: Значит, решено: сейчас мы идём национальным путём. А вы начинаете переводить процедуры, медленно, но каждый месяц.</w:t>
+      </w:r>
+    </w:p>
+    <w:p>
+      <w:pPr>
+        <w:pStyle w:val="BodyText"/>
+      </w:pPr>
+      <w:r>
+        <w:t xml:space="preserve">SOHEE: Хорошо, каждый месяц по десять документов. Тогда через два года будут готовы все двести.</w:t>
+      </w:r>
+    </w:p>
+    <w:p>
+      <w:pPr>
+        <w:pStyle w:val="BodyText"/>
+      </w:pPr>
+      <w:r>
+        <w:t xml:space="preserve">OLGA: И через два года мы подадим документы на путь Союза, когда у нас будут и продажи, и переводы.</w:t>
+      </w:r>
+    </w:p>
+    <w:p>
+      <w:pPr>
+        <w:pStyle w:val="BodyText"/>
+      </w:pPr>
+      <w:r>
+        <w:t xml:space="preserve">ALEKSEY: Два года… Значит, Казахстан у нас появится только через два года.</w:t>
+      </w:r>
+    </w:p>
+    <w:p>
+      <w:pPr>
+        <w:pStyle w:val="BodyText"/>
+      </w:pPr>
+      <w:r>
+        <w:t xml:space="preserve">OLGA: Через два года, если касса доживёт до этого времени. Белова, теперь ваша очередь спрашивать.</w:t>
+      </w:r>
+    </w:p>
+    <w:p>
+      <w:pPr>
+        <w:pStyle w:val="BodyText"/>
+      </w:pPr>
+      <w:r>
+        <w:t xml:space="preserve">IRINA: Госпожа Чон, скажите, пожалуйста, кто будет платить за перевод двухсот процедур?</w:t>
+      </w:r>
+    </w:p>
+    <w:p>
+      <w:pPr>
+        <w:pStyle w:val="BodyText"/>
+      </w:pPr>
+      <w:r>
+        <w:t xml:space="preserve">SOHEE: Мы будем платить, потому что это наш завод и наши процедуры.</w:t>
+      </w:r>
+    </w:p>
+    <w:p>
+      <w:pPr>
+        <w:pStyle w:val="BodyText"/>
+      </w:pPr>
+      <w:r>
+        <w:t xml:space="preserve">IRINA: Спасибо, это минус миллион из моей таблицы. Хоть один хороший день за эту неделю.</w:t>
+      </w:r>
+    </w:p>
+    <w:p>
+      <w:pPr>
+        <w:pStyle w:val="BodyText"/>
+      </w:pPr>
+      <w:r>
+        <w:t xml:space="preserve">DOYUN: Президент сказал мне заранее: «Если спросят про перевод, скажи, что мы платим. Это наш пол».</w:t>
+      </w:r>
+    </w:p>
+    <w:p>
+      <w:pPr>
+        <w:pStyle w:val="BodyText"/>
+      </w:pPr>
+      <w:r>
+        <w:t xml:space="preserve">OLGA: «Наш пол». Похоже, что он всё на свете переводит в пол.</w:t>
+      </w:r>
+    </w:p>
+    <w:p>
+      <w:pPr>
+        <w:pStyle w:val="BodyText"/>
+      </w:pPr>
+      <w:r>
+        <w:t xml:space="preserve">DOYUN: Это его язык, так он говорит о самом важном. Как у вас картонка над дверью.</w:t>
+      </w:r>
+    </w:p>
+    <w:p>
+      <w:pPr>
+        <w:pStyle w:val="BodyText"/>
+      </w:pPr>
+      <w:r>
+        <w:t xml:space="preserve">OLGA: Тогда договорились. Мой язык — бумага, путь национальный, и досье мы подаём через три месяца.</w:t>
+      </w:r>
+    </w:p>
+    <w:p>
+      <w:pPr>
+        <w:pStyle w:val="BodyText"/>
+      </w:pPr>
+      <w:r>
+        <w:t xml:space="preserve">SOHEE: Три месяца, хорошо. Клинические данные у нас европейские и небольшие, я их уже отправила. Этого достаточно?</w:t>
+      </w:r>
+    </w:p>
+    <w:p>
+      <w:pPr>
+        <w:pStyle w:val="BodyText"/>
+      </w:pPr>
+      <w:r>
+        <w:t xml:space="preserve">OLGA: Я пока не знаю, потому что это решит эксперт. А эксперт обязательно задаст один вопрос.</w:t>
+      </w:r>
+    </w:p>
+    <w:p>
+      <w:pPr>
+        <w:pStyle w:val="BodyText"/>
+      </w:pPr>
+      <w:r>
+        <w:t xml:space="preserve">SOHEE: А какой вопрос он задаст? Мы можем подготовиться к нему заранее?</w:t>
+      </w:r>
+    </w:p>
+    <w:p>
+      <w:pPr>
+        <w:pStyle w:val="BodyText"/>
+      </w:pPr>
+      <w:r>
+        <w:t xml:space="preserve">OLGA: Он спросит: «Где российские пациенты?» Их у нас нет, значит, нужно объяснить, почему корейские и европейские данные подходят для России.</w:t>
+      </w:r>
+    </w:p>
+    <w:p>
+      <w:pPr>
+        <w:pStyle w:val="BodyText"/>
+      </w:pPr>
+      <w:r>
+        <w:t xml:space="preserve">DOYUN: Госпожа Чон всё записывает. Она говорит: «Ольга Петровна думает как эксперт».</w:t>
+      </w:r>
+    </w:p>
+    <w:p>
+      <w:pPr>
+        <w:pStyle w:val="BodyText"/>
+      </w:pPr>
+      <w:r>
+        <w:t xml:space="preserve">OLGA: Двадцать лет рядом с экспертами не проходят даром: в какой-то момент просто заражаешься.</w:t>
       </w:r>
     </w:p>
     <w:bookmarkEnd w:id="23"/>
@@ -888,199 +888,199 @@
         <w:pStyle w:val="FirstParagraph"/>
       </w:pPr>
       <w:r>
-        <w:t xml:space="preserve">IRINA: Пять вариантов. Где взять тринадцать миллионов до конца сентября. Слушайте и не перебивайте. Первый — банк. Второй кредит нам не дадут: компания без выручки, а ваш кредит уже под квартирой.</w:t>
-      </w:r>
-    </w:p>
-    <w:p>
-      <w:pPr>
-        <w:pStyle w:val="BodyText"/>
-      </w:pPr>
-      <w:r>
-        <w:t xml:space="preserve">OLGA: Вычёркиваем.</w:t>
-      </w:r>
-    </w:p>
-    <w:p>
-      <w:pPr>
-        <w:pStyle w:val="BodyText"/>
-      </w:pPr>
-      <w:r>
-        <w:t xml:space="preserve">IRINA: Второй. Вернуть контейнер в Корею. Обратный экспорт. Президент сказал «нет» менять договор. Но про возврат товара мы не спрашивали. Спрашивать нужно очень осторожно, не в лоб.</w:t>
-      </w:r>
-    </w:p>
-    <w:p>
-      <w:pPr>
-        <w:pStyle w:val="BodyText"/>
-      </w:pPr>
-      <w:r>
-        <w:t xml:space="preserve">ALEKSEY: Вернуть? Он подумает, что мы сдаёмся.</w:t>
-      </w:r>
-    </w:p>
-    <w:p>
-      <w:pPr>
-        <w:pStyle w:val="BodyText"/>
-      </w:pPr>
-      <w:r>
-        <w:t xml:space="preserve">IRINA: Он подумает, что мы считаем. Но перевозка туда-обратно — два миллиона. И доверие. Не знаю.</w:t>
-      </w:r>
-    </w:p>
-    <w:p>
-      <w:pPr>
-        <w:pStyle w:val="BodyText"/>
-      </w:pPr>
-      <w:r>
-        <w:t xml:space="preserve">OLGA: Оставим. С вопросом.</w:t>
-      </w:r>
-    </w:p>
-    <w:p>
-      <w:pPr>
-        <w:pStyle w:val="BodyText"/>
-      </w:pPr>
-      <w:r>
-        <w:t xml:space="preserve">IRINA: Третий. Продать часть товара другому дистрибьютору в Европу. Через корейцев. Но у нас эксклюзив только на Россию, и продавать за рубеж мы не имеем права.</w:t>
-      </w:r>
-    </w:p>
-    <w:p>
-      <w:pPr>
-        <w:pStyle w:val="BodyText"/>
-      </w:pPr>
-      <w:r>
-        <w:t xml:space="preserve">OLGA: Вычёркиваем. Это будет второй Стас, только с бумагами.</w:t>
-      </w:r>
-    </w:p>
-    <w:p>
-      <w:pPr>
-        <w:pStyle w:val="BodyText"/>
-      </w:pPr>
-      <w:r>
-        <w:t xml:space="preserve">IRINA: Четвёртый. Учредители дают ещё займы. У меня есть шестьсот тысяч. Последние.</w:t>
-      </w:r>
-    </w:p>
-    <w:p>
-      <w:pPr>
-        <w:pStyle w:val="BodyText"/>
-      </w:pPr>
-      <w:r>
-        <w:t xml:space="preserve">OLGA: У меня — двести. Сын переживёт без моря второй год.</w:t>
-      </w:r>
-    </w:p>
-    <w:p>
-      <w:pPr>
-        <w:pStyle w:val="BodyText"/>
-      </w:pPr>
-      <w:r>
-        <w:t xml:space="preserve">ALEKSEY: У меня — отложенный год платежей по кредиту. Восемьсот шестьдесят четыре тысячи.</w:t>
-      </w:r>
-    </w:p>
-    <w:p>
-      <w:pPr>
-        <w:pStyle w:val="BodyText"/>
-      </w:pPr>
-      <w:r>
-        <w:t xml:space="preserve">IRINA: Нет. Его вы не трогаете. Это моё условие. Значит, четвёртый вариант — восемьсот тысяч. Мало.</w:t>
-      </w:r>
-    </w:p>
-    <w:p>
-      <w:pPr>
-        <w:pStyle w:val="BodyText"/>
-      </w:pPr>
-      <w:r>
-        <w:t xml:space="preserve">ALEKSEY: А пятый?</w:t>
-      </w:r>
-    </w:p>
-    <w:p>
-      <w:pPr>
-        <w:pStyle w:val="BodyText"/>
-      </w:pPr>
-      <w:r>
-        <w:t xml:space="preserve">IRINA: Пятый — инвестор. Человек, который даст деньги за долю. Сейчас. Под регистрацию.</w:t>
-      </w:r>
-    </w:p>
-    <w:p>
-      <w:pPr>
-        <w:pStyle w:val="BodyText"/>
-      </w:pPr>
-      <w:r>
-        <w:t xml:space="preserve">OLGA: Инвестор в компанию без выручки, с контейнером, который нельзя продать? Это должен быть сумасшедший.</w:t>
-      </w:r>
-    </w:p>
-    <w:p>
-      <w:pPr>
-        <w:pStyle w:val="BodyText"/>
-      </w:pPr>
-      <w:r>
-        <w:t xml:space="preserve">IRINA: Или человек, который видит дальше, чем касса. Такие есть. Я их проверяла как аудитор.</w:t>
-      </w:r>
-    </w:p>
-    <w:p>
-      <w:pPr>
-        <w:pStyle w:val="BodyText"/>
-      </w:pPr>
-      <w:r>
-        <w:t xml:space="preserve">ALEKSEY: У вас есть кто-то конкретный?</w:t>
-      </w:r>
-    </w:p>
-    <w:p>
-      <w:pPr>
-        <w:pStyle w:val="BodyText"/>
-      </w:pPr>
-      <w:r>
-        <w:t xml:space="preserve">IRINA: Есть. Семейный холдинг. Строительство, потом медицина. Хозяин — Борис Игоревич Ланской. Шестьдесят четыре года.</w:t>
-      </w:r>
-    </w:p>
-    <w:p>
-      <w:pPr>
-        <w:pStyle w:val="BodyText"/>
-      </w:pPr>
-      <w:r>
-        <w:t xml:space="preserve">OLGA: Ланской. Я слышала. Говорят, жёсткий, но держит слово.</w:t>
-      </w:r>
-    </w:p>
-    <w:p>
-      <w:pPr>
-        <w:pStyle w:val="BodyText"/>
-      </w:pPr>
-      <w:r>
-        <w:t xml:space="preserve">IRINA: Жёсткий. Я проверяла его компанию три года назад. Ни одного конверта. Это редкость в строительстве.</w:t>
-      </w:r>
-    </w:p>
-    <w:p>
-      <w:pPr>
-        <w:pStyle w:val="BodyText"/>
-      </w:pPr>
-      <w:r>
-        <w:t xml:space="preserve">ALEKSEY: Тогда звоним ему завтра.</w:t>
-      </w:r>
-    </w:p>
-    <w:p>
-      <w:pPr>
-        <w:pStyle w:val="BodyText"/>
-      </w:pPr>
-      <w:r>
-        <w:t xml:space="preserve">IRINA: Нет. Ему не звонят. Его приглашают через людей. Это займёт месяц.</w:t>
-      </w:r>
-    </w:p>
-    <w:p>
-      <w:pPr>
-        <w:pStyle w:val="BodyText"/>
-      </w:pPr>
-      <w:r>
-        <w:t xml:space="preserve">ALEKSEY: Месяц! А платить в конце сентября!</w:t>
-      </w:r>
-    </w:p>
-    <w:p>
-      <w:pPr>
-        <w:pStyle w:val="BodyText"/>
-      </w:pPr>
-      <w:r>
-        <w:t xml:space="preserve">IRINA: Месяц — это если повезёт.</w:t>
-      </w:r>
-    </w:p>
-    <w:p>
-      <w:pPr>
-        <w:pStyle w:val="BodyText"/>
-      </w:pPr>
-      <w:r>
-        <w:t xml:space="preserve">OLGA: Алексей Николаевич. Вы опять. Посмотрите на картонку. И на то, что под ней.</w:t>
+        <w:t xml:space="preserve">IRINA: У меня пять вариантов, где взять тринадцать миллионов до конца сентября. Слушайте и не перебивайте. Первый вариант — банк. Но второй кредит нам не дадут, потому что у компании нет выручки, а ваш кредит уже под квартирой.</w:t>
+      </w:r>
+    </w:p>
+    <w:p>
+      <w:pPr>
+        <w:pStyle w:val="BodyText"/>
+      </w:pPr>
+      <w:r>
+        <w:t xml:space="preserve">OLGA: Значит, этот вариант не работает. Вычёркиваем и идём дальше, к следующему.</w:t>
+      </w:r>
+    </w:p>
+    <w:p>
+      <w:pPr>
+        <w:pStyle w:val="BodyText"/>
+      </w:pPr>
+      <w:r>
+        <w:t xml:space="preserve">IRINA: Второй вариант — вернуть контейнер в Корею, то есть сделать обратный экспорт. Президент сказал «нет», когда мы хотели менять договор. Но про возврат товара мы его не спрашивали, и спрашивать нужно очень осторожно, не в лоб.</w:t>
+      </w:r>
+    </w:p>
+    <w:p>
+      <w:pPr>
+        <w:pStyle w:val="BodyText"/>
+      </w:pPr>
+      <w:r>
+        <w:t xml:space="preserve">ALEKSEY: Вернуть контейнер? Но тогда он подумает, что мы просто сдаёмся.</w:t>
+      </w:r>
+    </w:p>
+    <w:p>
+      <w:pPr>
+        <w:pStyle w:val="BodyText"/>
+      </w:pPr>
+      <w:r>
+        <w:t xml:space="preserve">IRINA: Нет, он подумает, что мы считаем. Но перевозка туда и обратно стоит два миллиона, а что будет с доверием, неизвестно.</w:t>
+      </w:r>
+    </w:p>
+    <w:p>
+      <w:pPr>
+        <w:pStyle w:val="BodyText"/>
+      </w:pPr>
+      <w:r>
+        <w:t xml:space="preserve">OLGA: Тогда пока оставим этот вариант, но с вопросительным знаком.</w:t>
+      </w:r>
+    </w:p>
+    <w:p>
+      <w:pPr>
+        <w:pStyle w:val="BodyText"/>
+      </w:pPr>
+      <w:r>
+        <w:t xml:space="preserve">IRINA: Третий вариант — продать часть товара другому дистрибьютору в Европу через корейцев. Но у нас эксклюзив только на Россию, и продавать за рубеж мы не имеем права, так что юридически это очень опасно.</w:t>
+      </w:r>
+    </w:p>
+    <w:p>
+      <w:pPr>
+        <w:pStyle w:val="BodyText"/>
+      </w:pPr>
+      <w:r>
+        <w:t xml:space="preserve">OLGA: Вычёркиваем. Иначе это будет второй Стас, только на этот раз с бумагами.</w:t>
+      </w:r>
+    </w:p>
+    <w:p>
+      <w:pPr>
+        <w:pStyle w:val="BodyText"/>
+      </w:pPr>
+      <w:r>
+        <w:t xml:space="preserve">IRINA: Четвёртый вариант — учредители дают компании ещё займы. У меня есть шестьсот тысяч, но это последние.</w:t>
+      </w:r>
+    </w:p>
+    <w:p>
+      <w:pPr>
+        <w:pStyle w:val="BodyText"/>
+      </w:pPr>
+      <w:r>
+        <w:t xml:space="preserve">OLGA: У меня есть двести тысяч. Сын переживёт без моря уже второй год подряд.</w:t>
+      </w:r>
+    </w:p>
+    <w:p>
+      <w:pPr>
+        <w:pStyle w:val="BodyText"/>
+      </w:pPr>
+      <w:r>
+        <w:t xml:space="preserve">ALEKSEY: А у меня есть отложенный год платежей по кредиту, это восемьсот шестьдесят четыре тысячи.</w:t>
+      </w:r>
+    </w:p>
+    <w:p>
+      <w:pPr>
+        <w:pStyle w:val="BodyText"/>
+      </w:pPr>
+      <w:r>
+        <w:t xml:space="preserve">IRINA: Нет, эти деньги вы не трогаете, это моё условие. Значит, четвёртый вариант — восемьсот тысяч. Этого мало.</w:t>
+      </w:r>
+    </w:p>
+    <w:p>
+      <w:pPr>
+        <w:pStyle w:val="BodyText"/>
+      </w:pPr>
+      <w:r>
+        <w:t xml:space="preserve">ALEKSEY: Понятно, что мало. А какой тогда пятый вариант? Надеюсь, он лучше.</w:t>
+      </w:r>
+    </w:p>
+    <w:p>
+      <w:pPr>
+        <w:pStyle w:val="BodyText"/>
+      </w:pPr>
+      <w:r>
+        <w:t xml:space="preserve">IRINA: Пятый вариант — инвестор, то есть человек, который даст деньги за долю. Сейчас, под будущую регистрацию.</w:t>
+      </w:r>
+    </w:p>
+    <w:p>
+      <w:pPr>
+        <w:pStyle w:val="BodyText"/>
+      </w:pPr>
+      <w:r>
+        <w:t xml:space="preserve">OLGA: Инвестор в компанию без выручки и с контейнером, который нельзя продать? Это должен быть настоящий сумасшедший.</w:t>
+      </w:r>
+    </w:p>
+    <w:p>
+      <w:pPr>
+        <w:pStyle w:val="BodyText"/>
+      </w:pPr>
+      <w:r>
+        <w:t xml:space="preserve">IRINA: Или человек, который видит дальше, чем касса. Такие люди есть, я проверяла их компании как аудитор.</w:t>
+      </w:r>
+    </w:p>
+    <w:p>
+      <w:pPr>
+        <w:pStyle w:val="BodyText"/>
+      </w:pPr>
+      <w:r>
+        <w:t xml:space="preserve">ALEKSEY: А у вас есть кто-то конкретный на примете? Или пока это только идея?</w:t>
+      </w:r>
+    </w:p>
+    <w:p>
+      <w:pPr>
+        <w:pStyle w:val="BodyText"/>
+      </w:pPr>
+      <w:r>
+        <w:t xml:space="preserve">IRINA: Есть. Это семейный холдинг: сначала строительство, потом медицина. Хозяин — Борис Игоревич Ланской, ему шестьдесят четыре года.</w:t>
+      </w:r>
+    </w:p>
+    <w:p>
+      <w:pPr>
+        <w:pStyle w:val="BodyText"/>
+      </w:pPr>
+      <w:r>
+        <w:t xml:space="preserve">OLGA: Ланской… Я о нём слышала. Говорят, что он жёсткий, но всегда держит слово.</w:t>
+      </w:r>
+    </w:p>
+    <w:p>
+      <w:pPr>
+        <w:pStyle w:val="BodyText"/>
+      </w:pPr>
+      <w:r>
+        <w:t xml:space="preserve">IRINA: Да, жёсткий. Я проверяла его компанию три года назад и не нашла ни одного конверта. Для строительства это большая редкость.</w:t>
+      </w:r>
+    </w:p>
+    <w:p>
+      <w:pPr>
+        <w:pStyle w:val="BodyText"/>
+      </w:pPr>
+      <w:r>
+        <w:t xml:space="preserve">ALEKSEY: Тогда давайте позвоним ему прямо завтра утром. Зачем терять время?</w:t>
+      </w:r>
+    </w:p>
+    <w:p>
+      <w:pPr>
+        <w:pStyle w:val="BodyText"/>
+      </w:pPr>
+      <w:r>
+        <w:t xml:space="preserve">IRINA: Нет, так нельзя. Ему не звонят. Его приглашают через людей, и это займёт примерно месяц.</w:t>
+      </w:r>
+    </w:p>
+    <w:p>
+      <w:pPr>
+        <w:pStyle w:val="BodyText"/>
+      </w:pPr>
+      <w:r>
+        <w:t xml:space="preserve">ALEKSEY: Целый месяц! А платить нам нужно уже в конце сентября!</w:t>
+      </w:r>
+    </w:p>
+    <w:p>
+      <w:pPr>
+        <w:pStyle w:val="BodyText"/>
+      </w:pPr>
+      <w:r>
+        <w:t xml:space="preserve">IRINA: И месяц — это ещё если нам очень повезёт с людьми.</w:t>
+      </w:r>
+    </w:p>
+    <w:p>
+      <w:pPr>
+        <w:pStyle w:val="BodyText"/>
+      </w:pPr>
+      <w:r>
+        <w:t xml:space="preserve">OLGA: Алексей Николаевич, вы опять торопитесь. Посмотрите на картонку над дверью и на то, что под ней написано.</w:t>
       </w:r>
     </w:p>
     <w:bookmarkEnd w:id="24"/>
@@ -1098,119 +1098,119 @@
         <w:pStyle w:val="FirstParagraph"/>
       </w:pPr>
       <w:r>
-        <w:t xml:space="preserve">ALEKSEY: «Не навреди». «Без регистрации — ни шагу». Я вижу.</w:t>
-      </w:r>
-    </w:p>
-    <w:p>
-      <w:pPr>
-        <w:pStyle w:val="BodyText"/>
-      </w:pPr>
-      <w:r>
-        <w:t xml:space="preserve">OLGA: Тогда слушайте. Регистрация пошла. Национальный путь. Это наш главный шаг. Его вы не испортите.</w:t>
-      </w:r>
-    </w:p>
-    <w:p>
-      <w:pPr>
-        <w:pStyle w:val="BodyText"/>
-      </w:pPr>
-      <w:r>
-        <w:t xml:space="preserve">ALEKSEY: Не испорчу.</w:t>
-      </w:r>
-    </w:p>
-    <w:p>
-      <w:pPr>
-        <w:pStyle w:val="BodyText"/>
-      </w:pPr>
-      <w:r>
-        <w:t xml:space="preserve">OLGA: А касса — это Белова. Не торопите её. Торопливые инвесторы — плохие инвесторы. Ланской не торопится. Хорошо.</w:t>
-      </w:r>
-    </w:p>
-    <w:p>
-      <w:pPr>
-        <w:pStyle w:val="BodyText"/>
-      </w:pPr>
-      <w:r>
-        <w:t xml:space="preserve">IRINA: Я начну с четвёртого варианта. Восемьсот тысяч от учредителей. Это неделя.</w:t>
-      </w:r>
-    </w:p>
-    <w:p>
-      <w:pPr>
-        <w:pStyle w:val="BodyText"/>
-      </w:pPr>
-      <w:r>
-        <w:t xml:space="preserve">ALEKSEY: А второй вариант? Возврат контейнера?</w:t>
-      </w:r>
-    </w:p>
-    <w:p>
-      <w:pPr>
-        <w:pStyle w:val="BodyText"/>
-      </w:pPr>
-      <w:r>
-        <w:t xml:space="preserve">IRINA: Спрошу Доюна. Тихо. Без президента. Как друга. Сколько стоит и что подумают.</w:t>
-      </w:r>
-    </w:p>
-    <w:p>
-      <w:pPr>
-        <w:pStyle w:val="BodyText"/>
-      </w:pPr>
-      <w:r>
-        <w:t xml:space="preserve">ALEKSEY: Доюн — мой друг. Я спрошу.</w:t>
-      </w:r>
-    </w:p>
-    <w:p>
-      <w:pPr>
-        <w:pStyle w:val="BodyText"/>
-      </w:pPr>
-      <w:r>
-        <w:t xml:space="preserve">IRINA: Нет. Если спросите вы, это будет просьба директора. Если спрошу я — это вопрос бухгалтера. Разница большая. На просьбу директора отвечают президенты, на вопрос бухгалтера — бухгалтеры.</w:t>
-      </w:r>
-    </w:p>
-    <w:p>
-      <w:pPr>
-        <w:pStyle w:val="BodyText"/>
-      </w:pPr>
-      <w:r>
-        <w:t xml:space="preserve">OLGA: Белова права. Вы для корейцев — лицо. Лицо не задаёт бухгалтерские вопросы.</w:t>
-      </w:r>
-    </w:p>
-    <w:p>
-      <w:pPr>
-        <w:pStyle w:val="BodyText"/>
-      </w:pPr>
-      <w:r>
-        <w:t xml:space="preserve">ALEKSEY: Хорошо. Тогда что делаю я?</w:t>
-      </w:r>
-    </w:p>
-    <w:p>
-      <w:pPr>
-        <w:pStyle w:val="BodyText"/>
-      </w:pPr>
-      <w:r>
-        <w:t xml:space="preserve">OLGA: Вы делаете то, что умеете. Идёте к врачам. Не продаёте. Учитесь у них. Через год вам понадобятся двадцать клиник, а не одна Корнилова. Это ваша работа сейчас.</w:t>
-      </w:r>
-    </w:p>
-    <w:p>
-      <w:pPr>
-        <w:pStyle w:val="BodyText"/>
-      </w:pPr>
-      <w:r>
-        <w:t xml:space="preserve">IRINA: А я запишу всех, к кому вы сходили. Вкладка «Врачи». Строки пустые. Заполняйте.</w:t>
-      </w:r>
-    </w:p>
-    <w:p>
-      <w:pPr>
-        <w:pStyle w:val="BodyText"/>
-      </w:pPr>
-      <w:r>
-        <w:t xml:space="preserve">ALEKSEY: Значит, у каждого своя пустая строка. У вас — тринадцать миллионов. У Ольги Петровны — эксперт. У меня — врачи. И у всех троих — одна картонка над дверью.</w:t>
-      </w:r>
-    </w:p>
-    <w:p>
-      <w:pPr>
-        <w:pStyle w:val="BodyText"/>
-      </w:pPr>
-      <w:r>
-        <w:t xml:space="preserve">OLGA: Вот. Первый раз за день вы сказали как директор. Идите домой. Завтра — по национальным правилам. Шаг за шагом. Без «ускорить», без ночных звонков и без контейнеров.</w:t>
+        <w:t xml:space="preserve">ALEKSEY: Там написано: «Не навреди». И ещё: «Без регистрации — ни шагу». Я вижу, Ольга Петровна.</w:t>
+      </w:r>
+    </w:p>
+    <w:p>
+      <w:pPr>
+        <w:pStyle w:val="BodyText"/>
+      </w:pPr>
+      <w:r>
+        <w:t xml:space="preserve">OLGA: Тогда слушайте. Регистрация пошла национальным путём, и это наш главный шаг. Его вы не испортите.</w:t>
+      </w:r>
+    </w:p>
+    <w:p>
+      <w:pPr>
+        <w:pStyle w:val="BodyText"/>
+      </w:pPr>
+      <w:r>
+        <w:t xml:space="preserve">ALEKSEY: Не испорчу, обещаю. Я понимаю, что от этого шага зависит всё остальное.</w:t>
+      </w:r>
+    </w:p>
+    <w:p>
+      <w:pPr>
+        <w:pStyle w:val="BodyText"/>
+      </w:pPr>
+      <w:r>
+        <w:t xml:space="preserve">OLGA: А касса — это работа Беловой, поэтому не торопите её. Торопливые инвесторы — плохие инвесторы, а Ланской не торопится. Это хорошо.</w:t>
+      </w:r>
+    </w:p>
+    <w:p>
+      <w:pPr>
+        <w:pStyle w:val="BodyText"/>
+      </w:pPr>
+      <w:r>
+        <w:t xml:space="preserve">IRINA: Я начну с четвёртого варианта, то есть с восьмисот тысяч от учредителей. На это уйдёт неделя.</w:t>
+      </w:r>
+    </w:p>
+    <w:p>
+      <w:pPr>
+        <w:pStyle w:val="BodyText"/>
+      </w:pPr>
+      <w:r>
+        <w:t xml:space="preserve">ALEKSEY: А что со вторым вариантом, с возвратом контейнера? Кто об этом спросит?</w:t>
+      </w:r>
+    </w:p>
+    <w:p>
+      <w:pPr>
+        <w:pStyle w:val="BodyText"/>
+      </w:pPr>
+      <w:r>
+        <w:t xml:space="preserve">IRINA: Я спрошу Доюна, тихо и без президента, как друга. Узнаю, сколько это стоит и что они подумают.</w:t>
+      </w:r>
+    </w:p>
+    <w:p>
+      <w:pPr>
+        <w:pStyle w:val="BodyText"/>
+      </w:pPr>
+      <w:r>
+        <w:t xml:space="preserve">ALEKSEY: Но ведь Доюн — мой друг. Может быть, лучше я сам его спрошу?</w:t>
+      </w:r>
+    </w:p>
+    <w:p>
+      <w:pPr>
+        <w:pStyle w:val="BodyText"/>
+      </w:pPr>
+      <w:r>
+        <w:t xml:space="preserve">IRINA: Нет. Если спросите вы, это будет просьба директора. Если спрошу я, это будет просто вопрос бухгалтера, а разница здесь большая. На просьбу директора отвечают президенты, а на вопрос бухгалтера отвечают бухгалтеры.</w:t>
+      </w:r>
+    </w:p>
+    <w:p>
+      <w:pPr>
+        <w:pStyle w:val="BodyText"/>
+      </w:pPr>
+      <w:r>
+        <w:t xml:space="preserve">OLGA: Белова права. Для корейцев вы — лицо компании, а лицо не задаёт бухгалтерские вопросы.</w:t>
+      </w:r>
+    </w:p>
+    <w:p>
+      <w:pPr>
+        <w:pStyle w:val="BodyText"/>
+      </w:pPr>
+      <w:r>
+        <w:t xml:space="preserve">ALEKSEY: Хорошо, я согласен. Тогда что в это время делаю я?</w:t>
+      </w:r>
+    </w:p>
+    <w:p>
+      <w:pPr>
+        <w:pStyle w:val="BodyText"/>
+      </w:pPr>
+      <w:r>
+        <w:t xml:space="preserve">OLGA: Вы делаете то, что умеете лучше всех, то есть идёте к врачам. Но вы не продаёте, а учитесь у них. Через год вам понадобятся двадцать клиник, а не одна Корнилова, поэтому это ваша главная работа сейчас.</w:t>
+      </w:r>
+    </w:p>
+    <w:p>
+      <w:pPr>
+        <w:pStyle w:val="BodyText"/>
+      </w:pPr>
+      <w:r>
+        <w:t xml:space="preserve">IRINA: А я буду записывать всех, к кому вы сходили, во вкладку «Врачи». Пока строки там пустые, так что заполняйте.</w:t>
+      </w:r>
+    </w:p>
+    <w:p>
+      <w:pPr>
+        <w:pStyle w:val="BodyText"/>
+      </w:pPr>
+      <w:r>
+        <w:t xml:space="preserve">ALEKSEY: Значит, у каждого из нас своя пустая строка. У вас — тринадцать миллионов, у Ольги Петровны — эксперт, а у меня — врачи. И у всех троих одна картонка над дверью, которая напоминает, зачем мы всё это делаем.</w:t>
+      </w:r>
+    </w:p>
+    <w:p>
+      <w:pPr>
+        <w:pStyle w:val="BodyText"/>
+      </w:pPr>
+      <w:r>
+        <w:t xml:space="preserve">OLGA: Вот, сегодня вы первый раз за день сказали как директор. Идите домой и отдохните. Завтра работаем по национальным правилам, шаг за шагом. Без «ускорить», без ночных звонков и без новых контейнеров.</w:t>
       </w:r>
     </w:p>
     <w:p>
@@ -2006,7 +2006,7 @@
         <w:t xml:space="preserve">“</w:t>
       </w:r>
       <w:r>
-        <w:t xml:space="preserve">Чтобы знать, сколько времени у нас будет на второй шаг. Регистратор думает два шага вперёд. Продавец — один, но быстро. Хорошая компания — это когда у тебя есть и тот, и другой.</w:t>
+        <w:t xml:space="preserve">Чтобы знать, сколько времени у нас будет на второй шаг. Регистратор думает два шага вперёд. Продавец думает только на один шаг, но зато делает его быстро. Хорошая компания — это когда у тебя есть и тот, и другой.</w:t>
       </w:r>
       <w:r>
         <w:t xml:space="preserve">”</w:t>
@@ -2162,19 +2162,19 @@
               <w:jc w:val="left"/>
             </w:pPr>
             <w:r>
-              <w:t xml:space="preserve">Продавец — один, но быстро.</w:t>
-            </w:r>
-          </w:p>
-        </w:tc>
-        <w:tc>
-          <w:tcPr/>
-          <w:p>
-            <w:pPr>
-              <w:pStyle w:val="Compact"/>
-              <w:jc w:val="left"/>
-            </w:pPr>
-            <w:r>
-              <w:t xml:space="preserve">생략 구문(대시)</w:t>
+              <w:t xml:space="preserve">Продавец думает только на один шаг, но зато делает его быстро.</w:t>
+            </w:r>
+          </w:p>
+        </w:tc>
+        <w:tc>
+          <w:tcPr/>
+          <w:p>
+            <w:pPr>
+              <w:pStyle w:val="Compact"/>
+              <w:jc w:val="left"/>
+            </w:pPr>
+            <w:r>
+              <w:t xml:space="preserve">но зато(하지만 그 대신) — 단점과 장점을 한 문장에</w:t>
             </w:r>
           </w:p>
         </w:tc>
@@ -2236,7 +2236,7 @@
         <w:t xml:space="preserve">“</w:t>
       </w:r>
       <w:r>
-        <w:t xml:space="preserve">Чтобы…, … X думает… Y — …, но… Хорошая команда — это когда есть и тот, и другой.</w:t>
+        <w:t xml:space="preserve">Чтобы…, … X думает… Y думает только…, но зато… Хорошая команда — это когда есть и тот, и другой.</w:t>
       </w:r>
       <w:r>
         <w:t xml:space="preserve">”</w:t>
@@ -2255,7 +2255,7 @@
         <w:t xml:space="preserve"> </w:t>
       </w:r>
       <w:r>
-        <w:t xml:space="preserve">чтобы(~하기 위해) · но(하지만) · и тот, и другой(이것도 저것도)</w:t>
+        <w:t xml:space="preserve">чтобы(~하기 위해) · но зато(하지만 그 대신) · и тот, и другой(이것도 저것도)</w:t>
       </w:r>
       <w:r>
         <w:t xml:space="preserve"> </w:t>
@@ -2271,7 +2271,7 @@
         <w:t xml:space="preserve"> </w:t>
       </w:r>
       <w:r>
-        <w:t xml:space="preserve">신중한 동료와 빠른 동료가 둘 다 필요한 이유를 25~30단어로 설명하기.</w:t>
+        <w:t xml:space="preserve">신중한 동료와 빠른 동료가 둘 다 필요한 이유를 30~50단어로 설명하기.</w:t>
       </w:r>
     </w:p>
     <w:bookmarkEnd w:id="30"/>
@@ -2718,79 +2718,79 @@
         <w:pStyle w:val="FirstParagraph"/>
       </w:pPr>
       <w:r>
-        <w:t xml:space="preserve">올가: 좋은 아침. 오늘은 커피 없어요. 오늘은 길을 고릅니다. 앉아요.</w:t>
-      </w:r>
-    </w:p>
-    <w:p>
-      <w:pPr>
-        <w:pStyle w:val="BodyText"/>
-      </w:pPr>
-      <w:r>
-        <w:t xml:space="preserve">알렉세이: 커피 없이요? 그렇게 심각해요?</w:t>
-      </w:r>
-    </w:p>
-    <w:p>
-      <w:pPr>
-        <w:pStyle w:val="BodyText"/>
-      </w:pPr>
-      <w:r>
-        <w:t xml:space="preserve">올가: 컨테이너보다 심각해요. 컨테이너는 돈이에요. 길은 1년 반의 인생이고요.</w:t>
-      </w:r>
-    </w:p>
-    <w:p>
-      <w:pPr>
-        <w:pStyle w:val="BodyText"/>
-      </w:pPr>
-      <w:r>
-        <w:t xml:space="preserve">이리나: 커피 가져왔어요. 제 거요. 전 마셔도 돼요, 계산하니까.</w:t>
-      </w:r>
-    </w:p>
-    <w:p>
-      <w:pPr>
-        <w:pStyle w:val="BodyText"/>
-      </w:pPr>
-      <w:r>
-        <w:t xml:space="preserve">올가: 당신은 돼요. 보드를 봐요. 길이 둘. 왼쪽 — 국가 규칙. 오른쪽 — 유라시아 규칙.</w:t>
-      </w:r>
-    </w:p>
-    <w:p>
-      <w:pPr>
-        <w:pStyle w:val="BodyText"/>
-      </w:pPr>
-      <w:r>
-        <w:t xml:space="preserve">알렉세이: 유라시아면 유라시아경제연합이요? 러시아, 카자흐스탄, 벨라루스?</w:t>
-      </w:r>
-    </w:p>
-    <w:p>
-      <w:pPr>
-        <w:pStyle w:val="BodyText"/>
-      </w:pPr>
-      <w:r>
-        <w:t xml:space="preserve">올가: 아르메니아와 키르기스스탄도. 다섯 나라. 등록증 하나로 전부.</w:t>
-      </w:r>
-    </w:p>
-    <w:p>
-      <w:pPr>
-        <w:pStyle w:val="BodyText"/>
-      </w:pPr>
-      <w:r>
-        <w:t xml:space="preserve">알렉세이: 다섯 나라를 한 번에! 그럼 답은 뻔하네요.</w:t>
-      </w:r>
-    </w:p>
-    <w:p>
-      <w:pPr>
-        <w:pStyle w:val="BodyText"/>
-      </w:pPr>
-      <w:r>
-        <w:t xml:space="preserve">올가: 봐요. 그래서 내가 커피를 금지한 거예요. 당신이 더 빨리 서두르지 않게.</w:t>
-      </w:r>
-    </w:p>
-    <w:p>
-      <w:pPr>
-        <w:pStyle w:val="BodyText"/>
-      </w:pPr>
-      <w:r>
-        <w:t xml:space="preserve">이리나: 올가 페트로브나, 둘 다 먼저 설명해 주세요. 천천히. 전 계산할게요.</w:t>
+        <w:t xml:space="preserve">올가: 좋은 아침. 오늘은 커피 없이 갑니다. 오늘은 길을 고르는 날이니까요. 앉으세요.</w:t>
+      </w:r>
+    </w:p>
+    <w:p>
+      <w:pPr>
+        <w:pStyle w:val="BodyText"/>
+      </w:pPr>
+      <w:r>
+        <w:t xml:space="preserve">알렉세이: 커피도 없이요? 정말 그렇게까지 심각한 거예요, 올가 페트로브나?</w:t>
+      </w:r>
+    </w:p>
+    <w:p>
+      <w:pPr>
+        <w:pStyle w:val="BodyText"/>
+      </w:pPr>
+      <w:r>
+        <w:t xml:space="preserve">올가: 컨테이너보다 심각해요. 컨테이너는 그냥 돈이지만, 길은 우리 인생의 1년 반이에요.</w:t>
+      </w:r>
+    </w:p>
+    <w:p>
+      <w:pPr>
+        <w:pStyle w:val="BodyText"/>
+      </w:pPr>
+      <w:r>
+        <w:t xml:space="preserve">이리나: 그래도 전 커피 가져왔어요. 제 것만요. 전 계산하는 사람이라 마셔도 돼요.</w:t>
+      </w:r>
+    </w:p>
+    <w:p>
+      <w:pPr>
+        <w:pStyle w:val="BodyText"/>
+      </w:pPr>
+      <w:r>
+        <w:t xml:space="preserve">올가: 당신은 돼요. 이제 보드를 봐요. 길이 두 개 있어요. 왼쪽은 국가 규칙, 오른쪽은 유라시아 규칙.</w:t>
+      </w:r>
+    </w:p>
+    <w:p>
+      <w:pPr>
+        <w:pStyle w:val="BodyText"/>
+      </w:pPr>
+      <w:r>
+        <w:t xml:space="preserve">알렉세이: 유라시아면 유라시아경제연합이요? 그러니까 러시아, 카자흐스탄, 벨라루스요?</w:t>
+      </w:r>
+    </w:p>
+    <w:p>
+      <w:pPr>
+        <w:pStyle w:val="BodyText"/>
+      </w:pPr>
+      <w:r>
+        <w:t xml:space="preserve">올가: 아르메니아와 키르기스스탄도요. 그러니까 모두 다섯 나라. 그리고 등록증 하나로 전부 통해요.</w:t>
+      </w:r>
+    </w:p>
+    <w:p>
+      <w:pPr>
+        <w:pStyle w:val="BodyText"/>
+      </w:pPr>
+      <w:r>
+        <w:t xml:space="preserve">알렉세이: 다섯 나라를 한 번에! 그럼 제 생각엔 답이 뻔하네요. 고민할 것도 없어요.</w:t>
+      </w:r>
+    </w:p>
+    <w:p>
+      <w:pPr>
+        <w:pStyle w:val="BodyText"/>
+      </w:pPr>
+      <w:r>
+        <w:t xml:space="preserve">올가: 거봐요. 바로 그래서 커피를 금지한 거예요. 당신이 평소보다 더 서두르지 않게.</w:t>
+      </w:r>
+    </w:p>
+    <w:p>
+      <w:pPr>
+        <w:pStyle w:val="BodyText"/>
+      </w:pPr>
+      <w:r>
+        <w:t xml:space="preserve">이리나: 올가 페트로브나, 두 길을 먼저 다 설명해 주세요. 천천히요. 전 바로 계산할게요.</w:t>
       </w:r>
     </w:p>
     <w:p>
@@ -2806,31 +2806,31 @@
         <w:pStyle w:val="BodyText"/>
       </w:pPr>
       <w:r>
-        <w:t xml:space="preserve">알렉세이: 경과 기간은 얼마나 돼요?</w:t>
-      </w:r>
-    </w:p>
-    <w:p>
-      <w:pPr>
-        <w:pStyle w:val="BodyText"/>
-      </w:pPr>
-      <w:r>
-        <w:t xml:space="preserve">올가: 여러 번 연장됐어요. 정확히 아는 사람은 없어요. 그래서 난 날짜를 안 믿어요. 종이를 믿죠. 날짜는 정부가 바꾸지만, 종이는 도시에에 영원히 남아요.</w:t>
-      </w:r>
-    </w:p>
-    <w:p>
-      <w:pPr>
-        <w:pStyle w:val="BodyText"/>
-      </w:pPr>
-      <w:r>
-        <w:t xml:space="preserve">이리나: 그러니까 위험은: 국가 등록증을 언젠가 연합 규칙으로 다시 해야 한다는 거네요.</w:t>
-      </w:r>
-    </w:p>
-    <w:p>
-      <w:pPr>
-        <w:pStyle w:val="BodyText"/>
-      </w:pPr>
-      <w:r>
-        <w:t xml:space="preserve">알렉세이: 위험 적었어요. 계속하세요.</w:t>
+        <w:t xml:space="preserve">알렉세이: 그 경과 기간은 앞으로 얼마나 더 가요? 정확한 날짜가 있어요?</w:t>
+      </w:r>
+    </w:p>
+    <w:p>
+      <w:pPr>
+        <w:pStyle w:val="BodyText"/>
+      </w:pPr>
+      <w:r>
+        <w:t xml:space="preserve">올가: 이미 여러 번 연장됐고, 언제 끝날지 정확히 아는 사람은 없어요. 그래서 난 날짜를 안 믿고 종이를 믿어요. 날짜는 정부가 바꾸지만, 종이는 도시에에 영원히 남거든요.</w:t>
+      </w:r>
+    </w:p>
+    <w:p>
+      <w:pPr>
+        <w:pStyle w:val="BodyText"/>
+      </w:pPr>
+      <w:r>
+        <w:t xml:space="preserve">이리나: 그러니까 국가 등록증을 언젠가 연합 규칙에 맞춰 다시 해야 할 위험이 있다는 거네요.</w:t>
+      </w:r>
+    </w:p>
+    <w:p>
+      <w:pPr>
+        <w:pStyle w:val="BodyText"/>
+      </w:pPr>
+      <w:r>
+        <w:t xml:space="preserve">알렉세이: 좋아요, 그 위험은 적었어요. 계속 말씀해 주세요, 잘 듣고 있어요.</w:t>
       </w:r>
     </w:p>
     <w:bookmarkEnd w:id="33"/>
@@ -2848,279 +2848,279 @@
         <w:pStyle w:val="FirstParagraph"/>
       </w:pPr>
       <w:r>
-        <w:t xml:space="preserve">올가: 맞아요, 벨로바, 「위험」 첫째 줄. 이제 국가 규칙의 길. 러시아만. 보건감독청, 심사, 시험, 임상 데이터. 모든 단계를 알고, 심사관이 어디서 걸려 넘어지는지도 알아요.</w:t>
-      </w:r>
-    </w:p>
-    <w:p>
-      <w:pPr>
-        <w:pStyle w:val="BodyText"/>
-      </w:pPr>
-      <w:r>
-        <w:t xml:space="preserve">알렉세이: 기간은요?</w:t>
-      </w:r>
-    </w:p>
-    <w:p>
-      <w:pPr>
-        <w:pStyle w:val="BodyText"/>
-      </w:pPr>
-      <w:r>
-        <w:t xml:space="preserve">올가: 12~18개월. 깜짝 놀랄 일이 없으면. 놀랄 일은 생길 거고요.</w:t>
-      </w:r>
-    </w:p>
-    <w:p>
-      <w:pPr>
-        <w:pStyle w:val="BodyText"/>
-      </w:pPr>
-      <w:r>
-        <w:t xml:space="preserve">이리나: 비용은요?</w:t>
-      </w:r>
-    </w:p>
-    <w:p>
-      <w:pPr>
-        <w:pStyle w:val="BodyText"/>
-      </w:pPr>
-      <w:r>
-        <w:t xml:space="preserve">올가: 약 600만. 표에 있는 그대로. 여유분 별도.</w:t>
-      </w:r>
-    </w:p>
-    <w:p>
-      <w:pPr>
-        <w:pStyle w:val="BodyText"/>
-      </w:pPr>
-      <w:r>
-        <w:t xml:space="preserve">알렉세이: 연합의 길은요?</w:t>
-      </w:r>
-    </w:p>
-    <w:p>
-      <w:pPr>
-        <w:pStyle w:val="BodyText"/>
-      </w:pPr>
-      <w:r>
-        <w:t xml:space="preserve">올가: 연합의 길. 다섯 나라. 하지만 큰 게 하나 있어요. 제조 현장 실사.</w:t>
-      </w:r>
-    </w:p>
-    <w:p>
-      <w:pPr>
-        <w:pStyle w:val="BodyText"/>
-      </w:pPr>
-      <w:r>
-        <w:t xml:space="preserve">알렉세이: 그게 뭐예요?</w:t>
-      </w:r>
-    </w:p>
-    <w:p>
-      <w:pPr>
-        <w:pStyle w:val="BodyText"/>
-      </w:pPr>
-      <w:r>
-        <w:t xml:space="preserve">올가: 러시아 실사관들이 원주에 간다는 뜻이에요. 연합 요건으로 공장을 점검하죠. 품질 시스템, 서류, 사람. 일주일 동안 공장에 머물며 구석구석 들여다봐요.</w:t>
-      </w:r>
-    </w:p>
-    <w:p>
-      <w:pPr>
-        <w:pStyle w:val="BodyText"/>
-      </w:pPr>
-      <w:r>
-        <w:t xml:space="preserve">알렉세이: 그래도 공장은 좋아요. 바닥을 네 시간마다 닦아요.</w:t>
-      </w:r>
-    </w:p>
-    <w:p>
-      <w:pPr>
-        <w:pStyle w:val="BodyText"/>
-      </w:pPr>
-      <w:r>
-        <w:t xml:space="preserve">올가: 바닥은 — 좋죠. 서류는 러시아어예요? 절차는 우리 기준이에요? 실사관은 한국어를 못 읽어요.</w:t>
-      </w:r>
-    </w:p>
-    <w:p>
-      <w:pPr>
-        <w:pStyle w:val="BodyText"/>
-      </w:pPr>
-      <w:r>
-        <w:t xml:space="preserve">이리나: 실사 비용은요?</w:t>
-      </w:r>
-    </w:p>
-    <w:p>
-      <w:pPr>
-        <w:pStyle w:val="BodyText"/>
-      </w:pPr>
-      <w:r>
-        <w:t xml:space="preserve">올가: 실사관 항공편, 업무비, 통역사. 몇백만. 그리고 공장 준비에 반년 더.</w:t>
-      </w:r>
-    </w:p>
-    <w:p>
-      <w:pPr>
-        <w:pStyle w:val="BodyText"/>
-      </w:pPr>
-      <w:r>
-        <w:t xml:space="preserve">이리나: 그러니까 연합의 길이 더 비싸고 더 길군요.</w:t>
-      </w:r>
-    </w:p>
-    <w:p>
-      <w:pPr>
-        <w:pStyle w:val="BodyText"/>
-      </w:pPr>
-      <w:r>
-        <w:t xml:space="preserve">올가: 더 비싸고, 더 길고, 한국 측이 사소하다고 여기는 걸 실사관이 찾아낼 위험까지 있어요. 실사관에게 사소한 건 없어요. 한국 측에겐 사소한 것, 실사관에겐 부적합이에요.</w:t>
-      </w:r>
-    </w:p>
-    <w:p>
-      <w:pPr>
-        <w:pStyle w:val="BodyText"/>
-      </w:pPr>
-      <w:r>
-        <w:t xml:space="preserve">알렉세이: 그래도 그다음엔 카자흐스탄, 벨라루스. 새 시장이요.</w:t>
-      </w:r>
-    </w:p>
-    <w:p>
-      <w:pPr>
-        <w:pStyle w:val="BodyText"/>
-      </w:pPr>
-      <w:r>
-        <w:t xml:space="preserve">올가: 그다음이죠. 지금은 모스크바에서도 못 팔면서 알마티를 생각하네요.</w:t>
-      </w:r>
-    </w:p>
-    <w:p>
-      <w:pPr>
-        <w:pStyle w:val="BodyText"/>
-      </w:pPr>
-      <w:r>
-        <w:t xml:space="preserve">알렉세이: 5년 앞을 생각하는 거예요.</w:t>
-      </w:r>
-    </w:p>
-    <w:p>
-      <w:pPr>
-        <w:pStyle w:val="BodyText"/>
-      </w:pPr>
-      <w:r>
-        <w:t xml:space="preserve">올가: 당신은 5년 앞을 생각하는데 금고는 두 달 앞이에요. 벨로바, 말해 줘요.</w:t>
-      </w:r>
-    </w:p>
-    <w:p>
-      <w:pPr>
-        <w:pStyle w:val="BodyText"/>
-      </w:pPr>
-      <w:r>
-        <w:t xml:space="preserve">이리나: 9월 말에 1,300만. 계좌엔 300만. 나머지를 찾기 전까지 카자흐스탄은 꿈이에요. 예쁘지만 꿈이죠, 표의 한 줄이 아니라.</w:t>
-      </w:r>
-    </w:p>
-    <w:p>
-      <w:pPr>
-        <w:pStyle w:val="BodyText"/>
-      </w:pPr>
-      <w:r>
-        <w:t xml:space="preserve">알렉세이: 좋아요. 꿈은 미뤄 둘게요. 버리진 않고요.</w:t>
-      </w:r>
-    </w:p>
-    <w:p>
-      <w:pPr>
-        <w:pStyle w:val="BodyText"/>
-      </w:pPr>
-      <w:r>
-        <w:t xml:space="preserve">올가: 버리지 마요. 꿈은 샘플 같아요. 적정 온도에 보관하세요.</w:t>
-      </w:r>
-    </w:p>
-    <w:p>
-      <w:pPr>
-        <w:pStyle w:val="BodyText"/>
-      </w:pPr>
-      <w:r>
-        <w:t xml:space="preserve">알렉세이: 그럼 어떤 길을 고르세요?</w:t>
-      </w:r>
-    </w:p>
-    <w:p>
-      <w:pPr>
-        <w:pStyle w:val="BodyText"/>
-      </w:pPr>
-      <w:r>
-        <w:t xml:space="preserve">올가: 아직 안 골랐어요. 한국 측에 하나만 물어봐야 해요. 오늘 2시에.</w:t>
-      </w:r>
-    </w:p>
-    <w:p>
-      <w:pPr>
-        <w:pStyle w:val="BodyText"/>
-      </w:pPr>
-      <w:r>
-        <w:t xml:space="preserve">이리나: 뭘요?</w:t>
-      </w:r>
-    </w:p>
-    <w:p>
-      <w:pPr>
-        <w:pStyle w:val="BodyText"/>
-      </w:pPr>
-      <w:r>
-        <w:t xml:space="preserve">올가: 실사관을 맞을 준비가 됐는지. 말이 아니라 서류로. 반년 뒤 준비된다면 — 연합을 생각해 보죠. 아니면 — 국가 규칙. 시간으로 보면 전혀 다른 두 길이에요.</w:t>
-      </w:r>
-    </w:p>
-    <w:p>
-      <w:pPr>
-        <w:pStyle w:val="BodyText"/>
-      </w:pPr>
-      <w:r>
-        <w:t xml:space="preserve">알렉세이: 준비가 돼 있다면요?</w:t>
-      </w:r>
-    </w:p>
-    <w:p>
-      <w:pPr>
-        <w:pStyle w:val="BodyText"/>
-      </w:pPr>
-      <w:r>
-        <w:t xml:space="preserve">올가: 그래도 국가 규칙. 먼저. 연합의 길은 두 번째 걸음, 판매가 생기고 나서.</w:t>
-      </w:r>
-    </w:p>
-    <w:p>
-      <w:pPr>
-        <w:pStyle w:val="BodyText"/>
-      </w:pPr>
-      <w:r>
-        <w:t xml:space="preserve">알렉세이: 그럼 왜 물어요?</w:t>
-      </w:r>
-    </w:p>
-    <w:p>
-      <w:pPr>
-        <w:pStyle w:val="BodyText"/>
-      </w:pPr>
-      <w:r>
-        <w:t xml:space="preserve">올가: 두 번째 걸음까지 시간이 얼마나 있는지 알려고요. 등록 담당은 두 걸음 앞을 생각해요. 영업맨은 한 걸음, 대신 빨리. 좋은 회사는 둘 다 있는 회사예요.</w:t>
-      </w:r>
-    </w:p>
-    <w:p>
-      <w:pPr>
-        <w:pStyle w:val="BodyText"/>
-      </w:pPr>
-      <w:r>
-        <w:t xml:space="preserve">이리나: 그리고 회계는 — 금고가 빈 동안은 0걸음.</w:t>
-      </w:r>
-    </w:p>
-    <w:p>
-      <w:pPr>
-        <w:pStyle w:val="BodyText"/>
-      </w:pPr>
-      <w:r>
-        <w:t xml:space="preserve">올가: 벨로바, 오늘 비꼬네요.</w:t>
-      </w:r>
-    </w:p>
-    <w:p>
-      <w:pPr>
-        <w:pStyle w:val="BodyText"/>
-      </w:pPr>
-      <w:r>
-        <w:t xml:space="preserve">이리나: 오늘 못 잤어요. 1,300만을 찾았어요.</w:t>
-      </w:r>
-    </w:p>
-    <w:p>
-      <w:pPr>
-        <w:pStyle w:val="BodyText"/>
-      </w:pPr>
-      <w:r>
-        <w:t xml:space="preserve">알렉세이: 그래서 찾았어요?</w:t>
-      </w:r>
-    </w:p>
-    <w:p>
-      <w:pPr>
-        <w:pStyle w:val="BodyText"/>
-      </w:pPr>
-      <w:r>
-        <w:t xml:space="preserve">이리나: 아직 — 아무것도. 하지만 목록이 있어요. 다섯 가지 방안. 저녁에 말할게요.</w:t>
+        <w:t xml:space="preserve">올가: 맞아요, 벨로바, 「위험」 탭의 첫째 줄이에요. 이제 러시아만 해당하는 국가 규칙의 길. 보건감독청, 심사, 시험, 임상 데이터. 난 모든 단계를 알고, 심사관들이 보통 어디서 걸려 넘어지는지도 알아요.</w:t>
+      </w:r>
+    </w:p>
+    <w:p>
+      <w:pPr>
+        <w:pStyle w:val="BodyText"/>
+      </w:pPr>
+      <w:r>
+        <w:t xml:space="preserve">알렉세이: 다 순조롭게 가면 국가 규칙의 길은 얼마나 걸려요?</w:t>
+      </w:r>
+    </w:p>
+    <w:p>
+      <w:pPr>
+        <w:pStyle w:val="BodyText"/>
+      </w:pPr>
+      <w:r>
+        <w:t xml:space="preserve">올가: 깜짝 놀랄 일이 없으면 12~18개월. 하지만 놀랄 일은 생길 거예요, 확실해요.</w:t>
+      </w:r>
+    </w:p>
+    <w:p>
+      <w:pPr>
+        <w:pStyle w:val="BodyText"/>
+      </w:pPr>
+      <w:r>
+        <w:t xml:space="preserve">이리나: 비용은 얼마나 들어요? 표에 넣을 대략적인 숫자라도 필요해요.</w:t>
+      </w:r>
+    </w:p>
+    <w:p>
+      <w:pPr>
+        <w:pStyle w:val="BodyText"/>
+      </w:pPr>
+      <w:r>
+        <w:t xml:space="preserve">올가: 600만 정도, 그러니까 이미 표에 있는 그 금액이에요. 거기에 약간의 여유분.</w:t>
+      </w:r>
+    </w:p>
+    <w:p>
+      <w:pPr>
+        <w:pStyle w:val="BodyText"/>
+      </w:pPr>
+      <w:r>
+        <w:t xml:space="preserve">알렉세이: 알겠어요. 그럼 연합의 길은요? 국가 규칙과 뭐가 달라요?</w:t>
+      </w:r>
+    </w:p>
+    <w:p>
+      <w:pPr>
+        <w:pStyle w:val="BodyText"/>
+      </w:pPr>
+      <w:r>
+        <w:t xml:space="preserve">올가: 연합의 길은 다섯 나라를 열어 줘요. 하지만 알아 둬야 할 큰 게 하나 있어요. 제조 현장 실사.</w:t>
+      </w:r>
+    </w:p>
+    <w:p>
+      <w:pPr>
+        <w:pStyle w:val="BodyText"/>
+      </w:pPr>
+      <w:r>
+        <w:t xml:space="preserve">알렉세이: 그게 실제로는 무슨 뜻이에요? 누가 누구를 왜 실사해요?</w:t>
+      </w:r>
+    </w:p>
+    <w:p>
+      <w:pPr>
+        <w:pStyle w:val="BodyText"/>
+      </w:pPr>
+      <w:r>
+        <w:t xml:space="preserve">올가: 러시아 실사관들이 원주에 가서 연합 요건대로 공장을 점검한다는 뜻이에요. 품질 시스템, 서류, 사람까지요. 일주일 내내 공장에 머물면서 구석구석 들여다볼 거예요.</w:t>
+      </w:r>
+    </w:p>
+    <w:p>
+      <w:pPr>
+        <w:pStyle w:val="BodyText"/>
+      </w:pPr>
+      <w:r>
+        <w:t xml:space="preserve">알렉세이: 하지만 공장은 좋아요, 제가 직접 봤어요. 바닥을 네 시간마다 닦아요.</w:t>
+      </w:r>
+    </w:p>
+    <w:p>
+      <w:pPr>
+        <w:pStyle w:val="BodyText"/>
+      </w:pPr>
+      <w:r>
+        <w:t xml:space="preserve">올가: 바닥은 괜찮죠. 그런데 러시아어 서류가 있어요? 우리 기준에 맞춘 절차는요?</w:t>
+      </w:r>
+    </w:p>
+    <w:p>
+      <w:pPr>
+        <w:pStyle w:val="BodyText"/>
+      </w:pPr>
+      <w:r>
+        <w:t xml:space="preserve">이리나: 그런 실사는 비용이 얼마예요? 규모를 알 수 있게 대략적인 단위라도요.</w:t>
+      </w:r>
+    </w:p>
+    <w:p>
+      <w:pPr>
+        <w:pStyle w:val="BodyText"/>
+      </w:pPr>
+      <w:r>
+        <w:t xml:space="preserve">올가: 실사관 항공편, 그들의 업무비, 통역비를 내야 하니 몇백만이에요. 공장 준비에도 반년이 더 걸리고요.</w:t>
+      </w:r>
+    </w:p>
+    <w:p>
+      <w:pPr>
+        <w:pStyle w:val="BodyText"/>
+      </w:pPr>
+      <w:r>
+        <w:t xml:space="preserve">이리나: 그러니까 연합의 길은 국가 규칙보다 더 비싸고 더 오래 걸린다는 거죠? 제가 맞게 이해했나요?</w:t>
+      </w:r>
+    </w:p>
+    <w:p>
+      <w:pPr>
+        <w:pStyle w:val="BodyText"/>
+      </w:pPr>
+      <w:r>
+        <w:t xml:space="preserve">올가: 더 비싸고, 더 오래 걸리고, 한국 측이 사소하다고 여기는 걸 실사관이 찾아낼 위험도 있어요. 실사관에게 사소한 것은 없어요. 한국 측에겐 사소한 게 실사관에겐 부적합이고, 그건 우리 돈으로 고쳐야 해요.</w:t>
+      </w:r>
+    </w:p>
+    <w:p>
+      <w:pPr>
+        <w:pStyle w:val="BodyText"/>
+      </w:pPr>
+      <w:r>
+        <w:t xml:space="preserve">알렉세이: 대신 나중엔 카자흐스탄과 벨라루스가 열리잖아요. 완전히 새로운 시장이에요.</w:t>
+      </w:r>
+    </w:p>
+    <w:p>
+      <w:pPr>
+        <w:pStyle w:val="BodyText"/>
+      </w:pPr>
+      <w:r>
+        <w:t xml:space="preserve">올가: 그건 나중 일이에요. 지금 당신은 모스크바에서 한 상자도 못 파는데 알마티를 생각하고 있어요.</w:t>
+      </w:r>
+    </w:p>
+    <w:p>
+      <w:pPr>
+        <w:pStyle w:val="BodyText"/>
+      </w:pPr>
+      <w:r>
+        <w:t xml:space="preserve">알렉세이: 전 한 달이 아니라 5년 앞을 생각하는 게 습관이라서요.</w:t>
+      </w:r>
+    </w:p>
+    <w:p>
+      <w:pPr>
+        <w:pStyle w:val="BodyText"/>
+      </w:pPr>
+      <w:r>
+        <w:t xml:space="preserve">올가: 당신은 5년 앞을 생각하지만, 금고는 두 달짜리예요. 벨로바, 직접 말해 줘요.</w:t>
+      </w:r>
+    </w:p>
+    <w:p>
+      <w:pPr>
+        <w:pStyle w:val="BodyText"/>
+      </w:pPr>
+      <w:r>
+        <w:t xml:space="preserve">이리나: 9월 말에 1,300만을 내야 하는데, 계좌엔 300만뿐이에요. 나머지를 찾기 전까지 카자흐스탄은 꿈으로 남아요. 아름답지만 어디까지나 꿈이지, 표의 한 줄이 아니에요.</w:t>
+      </w:r>
+    </w:p>
+    <w:p>
+      <w:pPr>
+        <w:pStyle w:val="BodyText"/>
+      </w:pPr>
+      <w:r>
+        <w:t xml:space="preserve">알렉세이: 좋아요, 꿈은 일단 미뤄 둘게요. 하지만 버리진 않아요. 나중에 쓸모가 있을 테니까요.</w:t>
+      </w:r>
+    </w:p>
+    <w:p>
+      <w:pPr>
+        <w:pStyle w:val="BodyText"/>
+      </w:pPr>
+      <w:r>
+        <w:t xml:space="preserve">올가: 버리지 마요. 꿈은 샘플 같은 거예요. 적정 온도에서 보관해야 해요.</w:t>
+      </w:r>
+    </w:p>
+    <w:p>
+      <w:pPr>
+        <w:pStyle w:val="BodyText"/>
+      </w:pPr>
+      <w:r>
+        <w:t xml:space="preserve">알렉세이: 그럼 솔직히 말씀해 주세요. 어느 길을 고르세요? 국가 규칙이에요, 아니면 연합이에요?</w:t>
+      </w:r>
+    </w:p>
+    <w:p>
+      <w:pPr>
+        <w:pStyle w:val="BodyText"/>
+      </w:pPr>
+      <w:r>
+        <w:t xml:space="preserve">올가: 아직 안 골랐어요. 한국 측에 확인할 게 하나 있거든요. 오늘 두 시에 통화해요.</w:t>
+      </w:r>
+    </w:p>
+    <w:p>
+      <w:pPr>
+        <w:pStyle w:val="BodyText"/>
+      </w:pPr>
+      <w:r>
+        <w:t xml:space="preserve">이리나: 정확히 뭘 확인하시려는 거예요? 제 계산에도 중요한 거예요?</w:t>
+      </w:r>
+    </w:p>
+    <w:p>
+      <w:pPr>
+        <w:pStyle w:val="BodyText"/>
+      </w:pPr>
+      <w:r>
+        <w:t xml:space="preserve">올가: 실사관을 맞을 준비가 돼 있는지요. 말이 아니라 서류로요. 반년 안에 준비된다면 연합을 생각해 보죠. 아니면 국가 규칙이에요. 시간으로 보면 완전히 다른 두 길이니까요.</w:t>
+      </w:r>
+    </w:p>
+    <w:p>
+      <w:pPr>
+        <w:pStyle w:val="BodyText"/>
+      </w:pPr>
+      <w:r>
+        <w:t xml:space="preserve">알렉세이: 준비됐다고 하면요? 그럼 바로 연합의 길로 가요?</w:t>
+      </w:r>
+    </w:p>
+    <w:p>
+      <w:pPr>
+        <w:pStyle w:val="BodyText"/>
+      </w:pPr>
+      <w:r>
+        <w:t xml:space="preserve">올가: 아니요, 그래도 먼저 국가 규칙이에요. 연합의 길은 판매 실적이 생긴 뒤 두 번째 걸음이에요.</w:t>
+      </w:r>
+    </w:p>
+    <w:p>
+      <w:pPr>
+        <w:pStyle w:val="BodyText"/>
+      </w:pPr>
+      <w:r>
+        <w:t xml:space="preserve">알렉세이: 어차피 국가 규칙을 고르실 거면 왜 굳이 물어보세요?</w:t>
+      </w:r>
+    </w:p>
+    <w:p>
+      <w:pPr>
+        <w:pStyle w:val="BodyText"/>
+      </w:pPr>
+      <w:r>
+        <w:t xml:space="preserve">올가: 두 번째 걸음까지 시간이 얼마나 있는지 알기 위해서요. 등록 담당은 두 걸음 앞을 생각해요. 영업은 한 걸음만 생각하지만, 대신 그걸 빨리 내딛죠. 좋은 회사란 이 사람도, 저 사람도 다 있는 회사예요.</w:t>
+      </w:r>
+    </w:p>
+    <w:p>
+      <w:pPr>
+        <w:pStyle w:val="BodyText"/>
+      </w:pPr>
+      <w:r>
+        <w:t xml:space="preserve">이리나: 그리고 회계는 금고가 비어 있는 동안 딱 0걸음 앞을 생각하죠.</w:t>
+      </w:r>
+    </w:p>
+    <w:p>
+      <w:pPr>
+        <w:pStyle w:val="BodyText"/>
+      </w:pPr>
+      <w:r>
+        <w:t xml:space="preserve">올가: 벨로바, 오늘 꽤 날카롭네요. 당신답지 않아요.</w:t>
+      </w:r>
+    </w:p>
+    <w:p>
+      <w:pPr>
+        <w:pStyle w:val="BodyText"/>
+      </w:pPr>
+      <w:r>
+        <w:t xml:space="preserve">이리나: 오늘 밤을 새워서 그래요. 밤새 1,300만을 찾았거든요.</w:t>
+      </w:r>
+    </w:p>
+    <w:p>
+      <w:pPr>
+        <w:pStyle w:val="BodyText"/>
+      </w:pPr>
+      <w:r>
+        <w:t xml:space="preserve">알렉세이: 그래서 밤사이에 뭐라도 찾았어요?</w:t>
+      </w:r>
+    </w:p>
+    <w:p>
+      <w:pPr>
+        <w:pStyle w:val="BodyText"/>
+      </w:pPr>
+      <w:r>
+        <w:t xml:space="preserve">이리나: 아직 확실한 건 없어요. 하지만 다섯 가지 방안 목록이 있어요. 저녁에 말할게요.</w:t>
       </w:r>
     </w:p>
     <w:bookmarkEnd w:id="34"/>
@@ -3138,159 +3138,159 @@
         <w:pStyle w:val="FirstParagraph"/>
       </w:pPr>
       <w:r>
-        <w:t xml:space="preserve">소희: 안녕하세요. 올가 페트로브나, 이리나 씨, 알렉세이 씨. 도윤도 있어요.</w:t>
-      </w:r>
-    </w:p>
-    <w:p>
-      <w:pPr>
-        <w:pStyle w:val="BodyText"/>
-      </w:pPr>
-      <w:r>
-        <w:t xml:space="preserve">도윤: 안녕하세요. 대표님은 댁에 계신데 이렇게 전해 달래요: 「컨테이너는 잘 있습니까?」</w:t>
-      </w:r>
-    </w:p>
-    <w:p>
-      <w:pPr>
-        <w:pStyle w:val="BodyText"/>
-      </w:pPr>
-      <w:r>
-        <w:t xml:space="preserve">알렉세이: 잘 있어요. 20도. 매일 일지.</w:t>
-      </w:r>
-    </w:p>
-    <w:p>
-      <w:pPr>
-        <w:pStyle w:val="BodyText"/>
-      </w:pPr>
-      <w:r>
-        <w:t xml:space="preserve">도윤: 기뻐하실 거예요. 매일 아침 할머님 혈압계로 혈압을 재세요.</w:t>
-      </w:r>
-    </w:p>
-    <w:p>
-      <w:pPr>
-        <w:pStyle w:val="BodyText"/>
-      </w:pPr>
-      <w:r>
-        <w:t xml:space="preserve">올가: 정 팀장님, 질문 하나만요. 아주 직설적인 거. 괜찮아요?</w:t>
-      </w:r>
-    </w:p>
-    <w:p>
-      <w:pPr>
-        <w:pStyle w:val="BodyText"/>
-      </w:pPr>
-      <w:r>
-        <w:t xml:space="preserve">소희: 괜찮아요. 직설 — 좋아요. 직설은 알아들어요.</w:t>
-      </w:r>
-    </w:p>
-    <w:p>
-      <w:pPr>
-        <w:pStyle w:val="BodyText"/>
-      </w:pPr>
-      <w:r>
-        <w:t xml:space="preserve">올가: 러시아 실사관이 반년 뒤 원주에 오면, 준비돼 있겠어요?</w:t>
-      </w:r>
-    </w:p>
-    <w:p>
-      <w:pPr>
-        <w:pStyle w:val="BodyText"/>
-      </w:pPr>
-      <w:r>
-        <w:t xml:space="preserve">소희: 실사관. 유럽 — 왔었어요. 두 번. 러시아 — 아니요. 한 번도.</w:t>
-      </w:r>
-    </w:p>
-    <w:p>
-      <w:pPr>
-        <w:pStyle w:val="BodyText"/>
-      </w:pPr>
-      <w:r>
-        <w:t xml:space="preserve">올가: 준비되려면 뭐가 필요해요?</w:t>
-      </w:r>
-    </w:p>
-    <w:p>
-      <w:pPr>
-        <w:pStyle w:val="BodyText"/>
-      </w:pPr>
-      <w:r>
-        <w:t xml:space="preserve">소희: 번역. 모든 절차 — 러시아어로. 서류 200개. 1년이에요. 반년 아니고.</w:t>
-      </w:r>
-    </w:p>
-    <w:p>
-      <w:pPr>
-        <w:pStyle w:val="BodyText"/>
-      </w:pPr>
-      <w:r>
-        <w:t xml:space="preserve">올가: 1년. 고마워요. 정직한 답이네요.</w:t>
-      </w:r>
-    </w:p>
-    <w:p>
-      <w:pPr>
-        <w:pStyle w:val="BodyText"/>
-      </w:pPr>
-      <w:r>
-        <w:t xml:space="preserve">소희: 정직. 배웠어요. 세관에서. 주사기 6개.</w:t>
-      </w:r>
-    </w:p>
-    <w:p>
-      <w:pPr>
-        <w:pStyle w:val="BodyText"/>
-      </w:pPr>
-      <w:r>
-        <w:t xml:space="preserve">올가: 그럼 결정됐어요. 국가 규칙. 지금. 그리고 그쪽은 절차 번역을 시작해요. 천천히, 하지만 매달.</w:t>
-      </w:r>
-    </w:p>
-    <w:p>
-      <w:pPr>
-        <w:pStyle w:val="BodyText"/>
-      </w:pPr>
-      <w:r>
-        <w:t xml:space="preserve">소희: 매달. 서류 10개. 2년 뒤 — 200개.</w:t>
-      </w:r>
-    </w:p>
-    <w:p>
-      <w:pPr>
-        <w:pStyle w:val="BodyText"/>
-      </w:pPr>
-      <w:r>
-        <w:t xml:space="preserve">올가: 2년 뒤 연합의 길로 신청해요. 판매 실적과 번역을 갖고.</w:t>
-      </w:r>
-    </w:p>
-    <w:p>
-      <w:pPr>
-        <w:pStyle w:val="BodyText"/>
-      </w:pPr>
-      <w:r>
-        <w:t xml:space="preserve">알렉세이: 2년. 카자흐스탄은 2년 뒤네요.</w:t>
-      </w:r>
-    </w:p>
-    <w:p>
-      <w:pPr>
-        <w:pStyle w:val="BodyText"/>
-      </w:pPr>
-      <w:r>
-        <w:t xml:space="preserve">올가: 2년 뒤, 금고가 살아남는다면. 벨로바, 당신 차례.</w:t>
-      </w:r>
-    </w:p>
-    <w:p>
-      <w:pPr>
-        <w:pStyle w:val="BodyText"/>
-      </w:pPr>
-      <w:r>
-        <w:t xml:space="preserve">이리나: 정 팀장님, 절차 200개 번역비는 누가 내요?</w:t>
-      </w:r>
-    </w:p>
-    <w:p>
-      <w:pPr>
-        <w:pStyle w:val="BodyText"/>
-      </w:pPr>
-      <w:r>
-        <w:t xml:space="preserve">소희: 우리. 우리 공장. 우리 절차.</w:t>
-      </w:r>
-    </w:p>
-    <w:p>
-      <w:pPr>
-        <w:pStyle w:val="BodyText"/>
-      </w:pPr>
-      <w:r>
-        <w:t xml:space="preserve">이리나: 고마워요. 제 표에서 100만이 빠지네요. 그래도 좋은 날이 하나는 있네요.</w:t>
+        <w:t xml:space="preserve">소희: 안녕하세요, 올가 페트로브나, 이리나 씨, 알렉세이 씨. 도윤도 제 옆에 있어요.</w:t>
+      </w:r>
+    </w:p>
+    <w:p>
+      <w:pPr>
+        <w:pStyle w:val="BodyText"/>
+      </w:pPr>
+      <w:r>
+        <w:t xml:space="preserve">도윤: 안녕하세요. 대표님은 지금 댁에 계신데, 이렇게 여쭤봐 달래요: 「컨테이너는 잘 있습니까?」</w:t>
+      </w:r>
+    </w:p>
+    <w:p>
+      <w:pPr>
+        <w:pStyle w:val="BodyText"/>
+      </w:pPr>
+      <w:r>
+        <w:t xml:space="preserve">알렉세이: 잘 있다고 전해 주세요. 20도이고, 매일 일지를 쓰고 있어요.</w:t>
+      </w:r>
+    </w:p>
+    <w:p>
+      <w:pPr>
+        <w:pStyle w:val="BodyText"/>
+      </w:pPr>
+      <w:r>
+        <w:t xml:space="preserve">도윤: 무척 기뻐하실 거예요. 참, 대표님은 매일 아침 할머님 혈압계로 혈압을 재세요.</w:t>
+      </w:r>
+    </w:p>
+    <w:p>
+      <w:pPr>
+        <w:pStyle w:val="BodyText"/>
+      </w:pPr>
+      <w:r>
+        <w:t xml:space="preserve">올가: 정 팀장님, 질문이 하나 있는데 아주 직설적이에요. 물어봐도 될까요?</w:t>
+      </w:r>
+    </w:p>
+    <w:p>
+      <w:pPr>
+        <w:pStyle w:val="BodyText"/>
+      </w:pPr>
+      <w:r>
+        <w:t xml:space="preserve">소희: 괜찮아요. 직설적인 질문은 좋아요. 그런 질문이 더 잘 알아들어져요.</w:t>
+      </w:r>
+    </w:p>
+    <w:p>
+      <w:pPr>
+        <w:pStyle w:val="BodyText"/>
+      </w:pPr>
+      <w:r>
+        <w:t xml:space="preserve">올가: 러시아 실사관이 반년 뒤 원주에 오면, 준비가 돼 있겠어요?</w:t>
+      </w:r>
+    </w:p>
+    <w:p>
+      <w:pPr>
+        <w:pStyle w:val="BodyText"/>
+      </w:pPr>
+      <w:r>
+        <w:t xml:space="preserve">소희: 유럽 실사관은 이미 두 번 왔었어요. 러시아 실사관은 한 번도 없었어요.</w:t>
+      </w:r>
+    </w:p>
+    <w:p>
+      <w:pPr>
+        <w:pStyle w:val="BodyText"/>
+      </w:pPr>
+      <w:r>
+        <w:t xml:space="preserve">올가: 알겠어요. 러시아 실사관을 맞으려면 뭘 해야 해요?</w:t>
+      </w:r>
+    </w:p>
+    <w:p>
+      <w:pPr>
+        <w:pStyle w:val="BodyText"/>
+      </w:pPr>
+      <w:r>
+        <w:t xml:space="preserve">소희: 모든 절차를 러시아어로 번역해야 해요. 서류가 200개예요. 반년이 아니라 1년 걸려요.</w:t>
+      </w:r>
+    </w:p>
+    <w:p>
+      <w:pPr>
+        <w:pStyle w:val="BodyText"/>
+      </w:pPr>
+      <w:r>
+        <w:t xml:space="preserve">올가: 1년. 고마워요, 정 팀장님. 정직한 답이네요. 근사한 약속보다 훨씬 마음에 들어요.</w:t>
+      </w:r>
+    </w:p>
+    <w:p>
+      <w:pPr>
+        <w:pStyle w:val="BodyText"/>
+      </w:pPr>
+      <w:r>
+        <w:t xml:space="preserve">소희: 네, 정직해요. 주사기 여섯 개 일이 있었을 때 세관에서 배웠어요.</w:t>
+      </w:r>
+    </w:p>
+    <w:p>
+      <w:pPr>
+        <w:pStyle w:val="BodyText"/>
+      </w:pPr>
+      <w:r>
+        <w:t xml:space="preserve">올가: 그럼 결정됐어요. 지금은 국가 규칙으로 가요. 그쪽은 절차 번역을 시작하고요. 천천히, 하지만 매달.</w:t>
+      </w:r>
+    </w:p>
+    <w:p>
+      <w:pPr>
+        <w:pStyle w:val="BodyText"/>
+      </w:pPr>
+      <w:r>
+        <w:t xml:space="preserve">소희: 좋아요, 매달 서류 10개씩. 그러면 2년 뒤엔 200개가 다 준비돼요.</w:t>
+      </w:r>
+    </w:p>
+    <w:p>
+      <w:pPr>
+        <w:pStyle w:val="BodyText"/>
+      </w:pPr>
+      <w:r>
+        <w:t xml:space="preserve">올가: 그리고 2년 뒤, 판매 실적과 번역이 다 갖춰지면 연합의 길로 신청해요.</w:t>
+      </w:r>
+    </w:p>
+    <w:p>
+      <w:pPr>
+        <w:pStyle w:val="BodyText"/>
+      </w:pPr>
+      <w:r>
+        <w:t xml:space="preserve">알렉세이: 2년이라… 그러니까 카자흐스탄은 2년 뒤에야 생기는 거네요.</w:t>
+      </w:r>
+    </w:p>
+    <w:p>
+      <w:pPr>
+        <w:pStyle w:val="BodyText"/>
+      </w:pPr>
+      <w:r>
+        <w:t xml:space="preserve">올가: 금고가 그때까지 살아남는다면 2년 뒤죠. 벨로바, 이제 당신이 물을 차례예요.</w:t>
+      </w:r>
+    </w:p>
+    <w:p>
+      <w:pPr>
+        <w:pStyle w:val="BodyText"/>
+      </w:pPr>
+      <w:r>
+        <w:t xml:space="preserve">이리나: 정 팀장님, 절차 200개 번역비는 누가 내나요?</w:t>
+      </w:r>
+    </w:p>
+    <w:p>
+      <w:pPr>
+        <w:pStyle w:val="BodyText"/>
+      </w:pPr>
+      <w:r>
+        <w:t xml:space="preserve">소희: 우리가 내요. 우리 공장이고 우리 절차니까요.</w:t>
+      </w:r>
+    </w:p>
+    <w:p>
+      <w:pPr>
+        <w:pStyle w:val="BodyText"/>
+      </w:pPr>
+      <w:r>
+        <w:t xml:space="preserve">이리나: 고마워요, 제 표에서 100만이 빠지네요. 이번 주에 그래도 좋은 날이 하루는 있네요.</w:t>
       </w:r>
     </w:p>
     <w:p>
@@ -3306,71 +3306,71 @@
         <w:pStyle w:val="BodyText"/>
       </w:pPr>
       <w:r>
-        <w:t xml:space="preserve">올가: 「우리 바닥」. 뭐든 바닥으로 번역하시네.</w:t>
-      </w:r>
-    </w:p>
-    <w:p>
-      <w:pPr>
-        <w:pStyle w:val="BodyText"/>
-      </w:pPr>
-      <w:r>
-        <w:t xml:space="preserve">도윤: 그게 대표님 언어예요. 여러분에겐 판지처럼요.</w:t>
-      </w:r>
-    </w:p>
-    <w:p>
-      <w:pPr>
-        <w:pStyle w:val="BodyText"/>
-      </w:pPr>
-      <w:r>
-        <w:t xml:space="preserve">올가: 그럼 합의됐어요. 내 언어는 종이. 국가 규칙. 석 달 뒤 도시에 제출.</w:t>
-      </w:r>
-    </w:p>
-    <w:p>
-      <w:pPr>
-        <w:pStyle w:val="BodyText"/>
-      </w:pPr>
-      <w:r>
-        <w:t xml:space="preserve">소희: 석 달. 임상 데이터 — 유럽 거, 작아요. 보냈어요. 충분해요?</w:t>
-      </w:r>
-    </w:p>
-    <w:p>
-      <w:pPr>
-        <w:pStyle w:val="BodyText"/>
-      </w:pPr>
-      <w:r>
-        <w:t xml:space="preserve">올가: 몰라요. 심사관이 정하겠죠. 그리고 심사관은 질문을 할 거예요.</w:t>
-      </w:r>
-    </w:p>
-    <w:p>
-      <w:pPr>
-        <w:pStyle w:val="BodyText"/>
-      </w:pPr>
-      <w:r>
-        <w:t xml:space="preserve">소희: 무슨 질문?</w:t>
-      </w:r>
-    </w:p>
-    <w:p>
-      <w:pPr>
-        <w:pStyle w:val="BodyText"/>
-      </w:pPr>
-      <w:r>
-        <w:t xml:space="preserve">올가: 「러시아 환자는 어디 있습니까?」 없죠. 그러니 왜 한국과 유럽 데이터가 러시아에 맞는지 설명이 필요해요.</w:t>
-      </w:r>
-    </w:p>
-    <w:p>
-      <w:pPr>
-        <w:pStyle w:val="BodyText"/>
-      </w:pPr>
-      <w:r>
-        <w:t xml:space="preserve">도윤: 정 팀장님이 적고 계세요. 「올가 페트로브나는 심사관처럼 생각한다」고 하세요.</w:t>
-      </w:r>
-    </w:p>
-    <w:p>
-      <w:pPr>
-        <w:pStyle w:val="BodyText"/>
-      </w:pPr>
-      <w:r>
-        <w:t xml:space="preserve">올가: 20년을 심사관 옆에 있었어요. 옮아요.</w:t>
+        <w:t xml:space="preserve">올가: 「우리 바닥」. 세상 모든 걸 바닥으로 번역하시는 것 같네요.</w:t>
+      </w:r>
+    </w:p>
+    <w:p>
+      <w:pPr>
+        <w:pStyle w:val="BodyText"/>
+      </w:pPr>
+      <w:r>
+        <w:t xml:space="preserve">도윤: 그게 대표님 언어예요. 가장 중요한 걸 그렇게 말씀하세요. 여러분 문 위의 판지처럼요.</w:t>
+      </w:r>
+    </w:p>
+    <w:p>
+      <w:pPr>
+        <w:pStyle w:val="BodyText"/>
+      </w:pPr>
+      <w:r>
+        <w:t xml:space="preserve">올가: 그럼 합의됐어요. 내 언어는 종이, 길은 국가 규칙, 도시에는 석 달 뒤에 제출해요.</w:t>
+      </w:r>
+    </w:p>
+    <w:p>
+      <w:pPr>
+        <w:pStyle w:val="BodyText"/>
+      </w:pPr>
+      <w:r>
+        <w:t xml:space="preserve">소희: 석 달, 좋아요. 임상 데이터는 유럽 것이고 규모가 작아요. 이미 보냈어요. 충분할까요?</w:t>
+      </w:r>
+    </w:p>
+    <w:p>
+      <w:pPr>
+        <w:pStyle w:val="BodyText"/>
+      </w:pPr>
+      <w:r>
+        <w:t xml:space="preserve">올가: 아직 몰라요. 심사관이 정할 거니까요. 그리고 심사관은 반드시 질문 하나를 할 거예요.</w:t>
+      </w:r>
+    </w:p>
+    <w:p>
+      <w:pPr>
+        <w:pStyle w:val="BodyText"/>
+      </w:pPr>
+      <w:r>
+        <w:t xml:space="preserve">소희: 무슨 질문이요? 미리 준비할 수 있을까요?</w:t>
+      </w:r>
+    </w:p>
+    <w:p>
+      <w:pPr>
+        <w:pStyle w:val="BodyText"/>
+      </w:pPr>
+      <w:r>
+        <w:t xml:space="preserve">올가: 「러시아 환자는 어디 있습니까?」라고 물을 거예요. 우린 없으니까, 왜 한국과 유럽 데이터가 러시아에 맞는지 설명해야 해요.</w:t>
+      </w:r>
+    </w:p>
+    <w:p>
+      <w:pPr>
+        <w:pStyle w:val="BodyText"/>
+      </w:pPr>
+      <w:r>
+        <w:t xml:space="preserve">도윤: 정 팀장님이 다 적고 계세요. 「올가 페트로브나는 심사관처럼 생각한다」고 하세요.</w:t>
+      </w:r>
+    </w:p>
+    <w:p>
+      <w:pPr>
+        <w:pStyle w:val="BodyText"/>
+      </w:pPr>
+      <w:r>
+        <w:t xml:space="preserve">올가: 20년을 심사관 옆에 있으면 그냥 지나가지 않아요. 어느 순간 옮거든요.</w:t>
       </w:r>
     </w:p>
     <w:bookmarkEnd w:id="35"/>
@@ -3388,199 +3388,199 @@
         <w:pStyle w:val="FirstParagraph"/>
       </w:pPr>
       <w:r>
-        <w:t xml:space="preserve">이리나: 다섯 가지 방안. 9월 말까지 1,300만을 어디서 구할지. 듣고, 끊지 마세요. 첫째 — 은행. 두 번째 대출은 안 나와요: 매출 없는 회사고, 당신 대출은 이미 아파트 담보예요.</w:t>
-      </w:r>
-    </w:p>
-    <w:p>
-      <w:pPr>
-        <w:pStyle w:val="BodyText"/>
-      </w:pPr>
-      <w:r>
-        <w:t xml:space="preserve">올가: 지워요.</w:t>
-      </w:r>
-    </w:p>
-    <w:p>
-      <w:pPr>
-        <w:pStyle w:val="BodyText"/>
-      </w:pPr>
-      <w:r>
-        <w:t xml:space="preserve">이리나: 둘째. 컨테이너를 한국으로 돌려보내기. 재수출. 대표님은 계약 변경에 「안 된다」고 했어요. 하지만 반품은 안 물어봤죠. 아주 조심스럽게, 돌려 말해서 물어야 해요.</w:t>
-      </w:r>
-    </w:p>
-    <w:p>
-      <w:pPr>
-        <w:pStyle w:val="BodyText"/>
-      </w:pPr>
-      <w:r>
-        <w:t xml:space="preserve">알렉세이: 돌려보내요? 우리가 포기했다고 생각하실 거예요.</w:t>
-      </w:r>
-    </w:p>
-    <w:p>
-      <w:pPr>
-        <w:pStyle w:val="BodyText"/>
-      </w:pPr>
-      <w:r>
-        <w:t xml:space="preserve">이리나: 우리가 계산한다고 생각하시겠죠. 하지만 왕복 운송비가 200만. 그리고 신뢰. 모르겠어요.</w:t>
-      </w:r>
-    </w:p>
-    <w:p>
-      <w:pPr>
-        <w:pStyle w:val="BodyText"/>
-      </w:pPr>
-      <w:r>
-        <w:t xml:space="preserve">올가: 남겨 둬요. 물음표와 함께.</w:t>
-      </w:r>
-    </w:p>
-    <w:p>
-      <w:pPr>
-        <w:pStyle w:val="BodyText"/>
-      </w:pPr>
-      <w:r>
-        <w:t xml:space="preserve">이리나: 셋째. 상품 일부를 한국 측을 통해 유럽의 다른 유통사에 팔기. 하지만 우리 독점은 러시아뿐이고, 해외에 팔 권리가 없어요.</w:t>
-      </w:r>
-    </w:p>
-    <w:p>
-      <w:pPr>
-        <w:pStyle w:val="BodyText"/>
-      </w:pPr>
-      <w:r>
-        <w:t xml:space="preserve">올가: 지워요. 서류 갖춘 두 번째 스타스가 될 거예요.</w:t>
-      </w:r>
-    </w:p>
-    <w:p>
-      <w:pPr>
-        <w:pStyle w:val="BodyText"/>
-      </w:pPr>
-      <w:r>
-        <w:t xml:space="preserve">이리나: 넷째. 설립자들이 대여금을 더 넣기. 저한테 60만 있어요. 마지막이에요.</w:t>
-      </w:r>
-    </w:p>
-    <w:p>
-      <w:pPr>
-        <w:pStyle w:val="BodyText"/>
-      </w:pPr>
-      <w:r>
-        <w:t xml:space="preserve">올가: 나는 20만. 아들은 바다 없이 2년째도 견딜 거예요.</w:t>
-      </w:r>
-    </w:p>
-    <w:p>
-      <w:pPr>
-        <w:pStyle w:val="BodyText"/>
-      </w:pPr>
-      <w:r>
-        <w:t xml:space="preserve">알렉세이: 저한텐 따로 떼어 둔 1년 치 상환금이 있어요. 86만 4천.</w:t>
-      </w:r>
-    </w:p>
-    <w:p>
-      <w:pPr>
-        <w:pStyle w:val="BodyText"/>
-      </w:pPr>
-      <w:r>
-        <w:t xml:space="preserve">이리나: 안 돼요. 그건 건드리지 않아요. 제 조건이에요. 그러니까 넷째 방안은 80만. 부족해요.</w:t>
-      </w:r>
-    </w:p>
-    <w:p>
-      <w:pPr>
-        <w:pStyle w:val="BodyText"/>
-      </w:pPr>
-      <w:r>
-        <w:t xml:space="preserve">알렉세이: 다섯째는요?</w:t>
-      </w:r>
-    </w:p>
-    <w:p>
-      <w:pPr>
-        <w:pStyle w:val="BodyText"/>
-      </w:pPr>
-      <w:r>
-        <w:t xml:space="preserve">이리나: 다섯째 — 투자자. 지분을 받고 돈을 줄 사람. 지금. 등록을 보고.</w:t>
-      </w:r>
-    </w:p>
-    <w:p>
-      <w:pPr>
-        <w:pStyle w:val="BodyText"/>
-      </w:pPr>
-      <w:r>
-        <w:t xml:space="preserve">올가: 매출 없고, 팔 수 없는 컨테이너가 있는 회사에 투자자요? 미친 사람이어야겠네요.</w:t>
-      </w:r>
-    </w:p>
-    <w:p>
-      <w:pPr>
-        <w:pStyle w:val="BodyText"/>
-      </w:pPr>
-      <w:r>
-        <w:t xml:space="preserve">이리나: 아니면 금고보다 멀리 보는 사람. 그런 사람이 있어요. 감사인으로 검증해 봤어요.</w:t>
-      </w:r>
-    </w:p>
-    <w:p>
-      <w:pPr>
-        <w:pStyle w:val="BodyText"/>
-      </w:pPr>
-      <w:r>
-        <w:t xml:space="preserve">알렉세이: 구체적으로 누가 있어요?</w:t>
-      </w:r>
-    </w:p>
-    <w:p>
-      <w:pPr>
-        <w:pStyle w:val="BodyText"/>
-      </w:pPr>
-      <w:r>
-        <w:t xml:space="preserve">이리나: 있어요. 가족 지주회사. 건설에서 의료로 확장. 회장은 보리스 이고레비치 란스코이. 예순넷.</w:t>
-      </w:r>
-    </w:p>
-    <w:p>
-      <w:pPr>
-        <w:pStyle w:val="BodyText"/>
-      </w:pPr>
-      <w:r>
-        <w:t xml:space="preserve">올가: 란스코이. 들어 봤어요. 냉정하지만 약속은 지킨대요.</w:t>
-      </w:r>
-    </w:p>
-    <w:p>
-      <w:pPr>
-        <w:pStyle w:val="BodyText"/>
-      </w:pPr>
-      <w:r>
-        <w:t xml:space="preserve">이리나: 냉정하죠. 3년 전 그 회사를 감사했어요. 봉투가 하나도 없었어요. 건설업에선 드문 일이에요.</w:t>
-      </w:r>
-    </w:p>
-    <w:p>
-      <w:pPr>
-        <w:pStyle w:val="BodyText"/>
-      </w:pPr>
-      <w:r>
-        <w:t xml:space="preserve">알렉세이: 그럼 내일 전화해요.</w:t>
-      </w:r>
-    </w:p>
-    <w:p>
-      <w:pPr>
-        <w:pStyle w:val="BodyText"/>
-      </w:pPr>
-      <w:r>
-        <w:t xml:space="preserve">이리나: 아니요. 그분한텐 전화하는 게 아니에요. 사람을 통해 초대받는 거죠. 한 달 걸려요.</w:t>
-      </w:r>
-    </w:p>
-    <w:p>
-      <w:pPr>
-        <w:pStyle w:val="BodyText"/>
-      </w:pPr>
-      <w:r>
-        <w:t xml:space="preserve">알렉세이: 한 달! 지급은 9월 말인데!</w:t>
-      </w:r>
-    </w:p>
-    <w:p>
-      <w:pPr>
-        <w:pStyle w:val="BodyText"/>
-      </w:pPr>
-      <w:r>
-        <w:t xml:space="preserve">이리나: 한 달 — 운이 좋으면요.</w:t>
-      </w:r>
-    </w:p>
-    <w:p>
-      <w:pPr>
-        <w:pStyle w:val="BodyText"/>
-      </w:pPr>
-      <w:r>
-        <w:t xml:space="preserve">올가: 알렉세이 니콜라예비치. 또 그래요. 판지를 봐요. 그리고 그 밑에 쓴 것도.</w:t>
+        <w:t xml:space="preserve">이리나: 9월 말까지 1,300만을 어디서 구할지, 방안이 다섯 개 있어요. 끊지 말고 들어요. 첫째는 은행. 하지만 두 번째 대출은 안 나와요. 회사는 매출이 없고, 당신 대출은 이미 아파트 담보니까요.</w:t>
+      </w:r>
+    </w:p>
+    <w:p>
+      <w:pPr>
+        <w:pStyle w:val="BodyText"/>
+      </w:pPr>
+      <w:r>
+        <w:t xml:space="preserve">올가: 그럼 이 방안은 안 되네요. 지우고 다음으로 넘어가요.</w:t>
+      </w:r>
+    </w:p>
+    <w:p>
+      <w:pPr>
+        <w:pStyle w:val="BodyText"/>
+      </w:pPr>
+      <w:r>
+        <w:t xml:space="preserve">이리나: 둘째는 컨테이너를 한국으로 돌려보내는 것, 즉 재수출이에요. 계약을 바꾸려 했을 때 대표님은 「안 된다」고 하셨죠. 하지만 반품은 물어본 적이 없어요. 아주 조심스럽게, 돌려서 물어야 해요.</w:t>
+      </w:r>
+    </w:p>
+    <w:p>
+      <w:pPr>
+        <w:pStyle w:val="BodyText"/>
+      </w:pPr>
+      <w:r>
+        <w:t xml:space="preserve">알렉세이: 컨테이너를 돌려보내요? 그럼 우리가 그냥 포기한다고 생각하실 거예요.</w:t>
+      </w:r>
+    </w:p>
+    <w:p>
+      <w:pPr>
+        <w:pStyle w:val="BodyText"/>
+      </w:pPr>
+      <w:r>
+        <w:t xml:space="preserve">이리나: 아니요, 우리가 계산한다고 생각하시겠죠. 하지만 왕복 운송비가 200만이고, 신뢰가 어떻게 될지는 모르겠어요.</w:t>
+      </w:r>
+    </w:p>
+    <w:p>
+      <w:pPr>
+        <w:pStyle w:val="BodyText"/>
+      </w:pPr>
+      <w:r>
+        <w:t xml:space="preserve">올가: 그럼 이 방안은 일단 물음표를 달아서 남겨 둬요.</w:t>
+      </w:r>
+    </w:p>
+    <w:p>
+      <w:pPr>
+        <w:pStyle w:val="BodyText"/>
+      </w:pPr>
+      <w:r>
+        <w:t xml:space="preserve">이리나: 셋째는 한국 측을 통해 상품 일부를 유럽의 다른 유통사에 파는 거예요. 하지만 우리 독점은 러시아뿐이고 해외에 팔 권리가 없어서, 법적으로 아주 위험해요.</w:t>
+      </w:r>
+    </w:p>
+    <w:p>
+      <w:pPr>
+        <w:pStyle w:val="BodyText"/>
+      </w:pPr>
+      <w:r>
+        <w:t xml:space="preserve">올가: 지워요. 안 그러면 두 번째 스타스가 돼요. 이번엔 서류까지 갖춘.</w:t>
+      </w:r>
+    </w:p>
+    <w:p>
+      <w:pPr>
+        <w:pStyle w:val="BodyText"/>
+      </w:pPr>
+      <w:r>
+        <w:t xml:space="preserve">이리나: 넷째는 설립자들이 회사에 대여금을 더 넣는 거예요. 저한테 60만이 있는데, 그게 마지막이에요.</w:t>
+      </w:r>
+    </w:p>
+    <w:p>
+      <w:pPr>
+        <w:pStyle w:val="BodyText"/>
+      </w:pPr>
+      <w:r>
+        <w:t xml:space="preserve">올가: 나한텐 20만 있어요. 아들은 2년 연속 바다 없이도 견딜 거예요.</w:t>
+      </w:r>
+    </w:p>
+    <w:p>
+      <w:pPr>
+        <w:pStyle w:val="BodyText"/>
+      </w:pPr>
+      <w:r>
+        <w:t xml:space="preserve">알렉세이: 저한텐 따로 떼어 둔 1년 치 대출 상환금이 있어요. 86만 4천이에요.</w:t>
+      </w:r>
+    </w:p>
+    <w:p>
+      <w:pPr>
+        <w:pStyle w:val="BodyText"/>
+      </w:pPr>
+      <w:r>
+        <w:t xml:space="preserve">이리나: 안 돼요, 그 돈은 건드리지 않아요. 제 조건이에요. 그러니 넷째 방안은 80만. 부족해요.</w:t>
+      </w:r>
+    </w:p>
+    <w:p>
+      <w:pPr>
+        <w:pStyle w:val="BodyText"/>
+      </w:pPr>
+      <w:r>
+        <w:t xml:space="preserve">알렉세이: 부족한 건 알아요. 그럼 다섯째는 뭐예요? 그게 더 낫기를 바라요.</w:t>
+      </w:r>
+    </w:p>
+    <w:p>
+      <w:pPr>
+        <w:pStyle w:val="BodyText"/>
+      </w:pPr>
+      <w:r>
+        <w:t xml:space="preserve">이리나: 다섯째는 투자자, 그러니까 지분을 받고 돈을 줄 사람이에요. 지금, 앞으로의 등록을 보고요.</w:t>
+      </w:r>
+    </w:p>
+    <w:p>
+      <w:pPr>
+        <w:pStyle w:val="BodyText"/>
+      </w:pPr>
+      <w:r>
+        <w:t xml:space="preserve">올가: 매출도 없고 팔 수도 없는 컨테이너가 있는 회사에 투자자요? 진짜 미친 사람이어야겠네요.</w:t>
+      </w:r>
+    </w:p>
+    <w:p>
+      <w:pPr>
+        <w:pStyle w:val="BodyText"/>
+      </w:pPr>
+      <w:r>
+        <w:t xml:space="preserve">이리나: 아니면 금고보다 멀리 보는 사람이죠. 그런 사람이 있어요. 감사인으로서 그런 회사들을 검증해 봤어요.</w:t>
+      </w:r>
+    </w:p>
+    <w:p>
+      <w:pPr>
+        <w:pStyle w:val="BodyText"/>
+      </w:pPr>
+      <w:r>
+        <w:t xml:space="preserve">알렉세이: 구체적으로 염두에 둔 사람이 있어요? 아니면 아직 아이디어뿐이에요?</w:t>
+      </w:r>
+    </w:p>
+    <w:p>
+      <w:pPr>
+        <w:pStyle w:val="BodyText"/>
+      </w:pPr>
+      <w:r>
+        <w:t xml:space="preserve">이리나: 있어요. 가족 지주회사인데, 건설로 시작해서 의료로 넓혔어요. 회장은 보리스 이고레비치 란스코이, 예순넷이에요.</w:t>
+      </w:r>
+    </w:p>
+    <w:p>
+      <w:pPr>
+        <w:pStyle w:val="BodyText"/>
+      </w:pPr>
+      <w:r>
+        <w:t xml:space="preserve">올가: 란스코이… 들어 봤어요. 냉정하지만 약속은 늘 지킨다고들 하더군요.</w:t>
+      </w:r>
+    </w:p>
+    <w:p>
+      <w:pPr>
+        <w:pStyle w:val="BodyText"/>
+      </w:pPr>
+      <w:r>
+        <w:t xml:space="preserve">이리나: 네, 냉정해요. 3년 전 그 회사를 감사했는데 봉투가 하나도 없었어요. 건설업에선 아주 드문 일이에요.</w:t>
+      </w:r>
+    </w:p>
+    <w:p>
+      <w:pPr>
+        <w:pStyle w:val="BodyText"/>
+      </w:pPr>
+      <w:r>
+        <w:t xml:space="preserve">알렉세이: 그럼 내일 아침 바로 전화해요. 왜 시간을 버려요?</w:t>
+      </w:r>
+    </w:p>
+    <w:p>
+      <w:pPr>
+        <w:pStyle w:val="BodyText"/>
+      </w:pPr>
+      <w:r>
+        <w:t xml:space="preserve">이리나: 아니요, 그러면 안 돼요. 그분한텐 전화하는 게 아니에요. 사람을 통해 초대받는 거고, 한 달쯤 걸려요.</w:t>
+      </w:r>
+    </w:p>
+    <w:p>
+      <w:pPr>
+        <w:pStyle w:val="BodyText"/>
+      </w:pPr>
+      <w:r>
+        <w:t xml:space="preserve">알렉세이: 한 달이나요! 우린 9월 말에 돈을 내야 하는데요!</w:t>
+      </w:r>
+    </w:p>
+    <w:p>
+      <w:pPr>
+        <w:pStyle w:val="BodyText"/>
+      </w:pPr>
+      <w:r>
+        <w:t xml:space="preserve">이리나: 그리고 한 달도 사람 운이 아주 좋을 때 얘기예요.</w:t>
+      </w:r>
+    </w:p>
+    <w:p>
+      <w:pPr>
+        <w:pStyle w:val="BodyText"/>
+      </w:pPr>
+      <w:r>
+        <w:t xml:space="preserve">올가: 알렉세이 니콜라예비치, 또 서두르네요. 문 위의 판지와 그 밑에 쓰인 걸 봐요.</w:t>
       </w:r>
     </w:p>
     <w:bookmarkEnd w:id="36"/>
@@ -3598,119 +3598,119 @@
         <w:pStyle w:val="FirstParagraph"/>
       </w:pPr>
       <w:r>
-        <w:t xml:space="preserve">알렉세이: 「해를 끼치지 말라」. 「등록 없이는 한 걸음도 안 된다」. 보여요.</w:t>
-      </w:r>
-    </w:p>
-    <w:p>
-      <w:pPr>
-        <w:pStyle w:val="BodyText"/>
-      </w:pPr>
-      <w:r>
-        <w:t xml:space="preserve">올가: 그럼 들어요. 등록은 시작됐어요. 국가 규칙. 그게 우리 가장 중요한 걸음이에요. 그건 당신이 망치지 않을 거예요.</w:t>
-      </w:r>
-    </w:p>
-    <w:p>
-      <w:pPr>
-        <w:pStyle w:val="BodyText"/>
-      </w:pPr>
-      <w:r>
-        <w:t xml:space="preserve">알렉세이: 안 망칠게요.</w:t>
-      </w:r>
-    </w:p>
-    <w:p>
-      <w:pPr>
-        <w:pStyle w:val="BodyText"/>
-      </w:pPr>
-      <w:r>
-        <w:t xml:space="preserve">올가: 그리고 금고는 — 벨로바예요. 재촉하지 마요. 서두르는 투자자는 나쁜 투자자예요. 란스코이는 서두르지 않아요. 좋은 거예요.</w:t>
-      </w:r>
-    </w:p>
-    <w:p>
-      <w:pPr>
-        <w:pStyle w:val="BodyText"/>
-      </w:pPr>
-      <w:r>
-        <w:t xml:space="preserve">이리나: 넷째 방안부터 시작할게요. 설립자 80만. 일주일이면 돼요.</w:t>
-      </w:r>
-    </w:p>
-    <w:p>
-      <w:pPr>
-        <w:pStyle w:val="BodyText"/>
-      </w:pPr>
-      <w:r>
-        <w:t xml:space="preserve">알렉세이: 둘째 방안은요? 컨테이너 반품?</w:t>
-      </w:r>
-    </w:p>
-    <w:p>
-      <w:pPr>
-        <w:pStyle w:val="BodyText"/>
-      </w:pPr>
-      <w:r>
-        <w:t xml:space="preserve">이리나: 도윤에게 물어볼게요. 조용히. 대표님 없이. 친구로서. 비용이 얼마고, 어떻게 생각할지.</w:t>
-      </w:r>
-    </w:p>
-    <w:p>
-      <w:pPr>
-        <w:pStyle w:val="BodyText"/>
-      </w:pPr>
-      <w:r>
-        <w:t xml:space="preserve">알렉세이: 도윤은 제 친구예요. 제가 물을게요.</w:t>
-      </w:r>
-    </w:p>
-    <w:p>
-      <w:pPr>
-        <w:pStyle w:val="BodyText"/>
-      </w:pPr>
-      <w:r>
-        <w:t xml:space="preserve">이리나: 안 돼요. 당신이 물으면 대표의 부탁이 돼요. 제가 물으면 회계 담당의 질문이고요. 차이가 커요. 대표의 부탁엔 대표가 답하고, 회계의 질문엔 회계가 답해요.</w:t>
-      </w:r>
-    </w:p>
-    <w:p>
-      <w:pPr>
-        <w:pStyle w:val="BodyText"/>
-      </w:pPr>
-      <w:r>
-        <w:t xml:space="preserve">올가: 벨로바 말이 맞아요. 한국 측에게 당신은 얼굴이에요. 얼굴은 회계 질문을 하지 않아요.</w:t>
-      </w:r>
-    </w:p>
-    <w:p>
-      <w:pPr>
-        <w:pStyle w:val="BodyText"/>
-      </w:pPr>
-      <w:r>
-        <w:t xml:space="preserve">알렉세이: 알았어요. 그럼 저는 뭘 해요?</w:t>
-      </w:r>
-    </w:p>
-    <w:p>
-      <w:pPr>
-        <w:pStyle w:val="BodyText"/>
-      </w:pPr>
-      <w:r>
-        <w:t xml:space="preserve">올가: 할 줄 아는 걸 해요. 의사들을 찾아가요. 팔지 말고. 배우세요. 1년 뒤엔 코르닐로바 하나가 아니라 클리닉 스무 곳이 필요해요. 그게 지금 당신 일이에요.</w:t>
-      </w:r>
-    </w:p>
-    <w:p>
-      <w:pPr>
-        <w:pStyle w:val="BodyText"/>
-      </w:pPr>
-      <w:r>
-        <w:t xml:space="preserve">이리나: 그리고 저는 당신이 찾아간 사람을 전부 기록할게요. 「의사」 탭. 줄은 비어 있어요. 채우세요.</w:t>
-      </w:r>
-    </w:p>
-    <w:p>
-      <w:pPr>
-        <w:pStyle w:val="BodyText"/>
-      </w:pPr>
-      <w:r>
-        <w:t xml:space="preserve">알렉세이: 그러니까 각자 빈 줄이 있네요. 당신은 — 1,300만. 올가 페트로브나는 — 심사관. 저는 — 의사들. 그리고 셋 모두에게 — 문 위의 판지 하나.</w:t>
-      </w:r>
-    </w:p>
-    <w:p>
-      <w:pPr>
-        <w:pStyle w:val="BodyText"/>
-      </w:pPr>
-      <w:r>
-        <w:t xml:space="preserve">올가: 그래요. 오늘 처음으로 대표답게 말했네요. 집에 가요. 내일은 국가 규칙대로. 한 걸음씩. 「빨리」 없이, 밤 전화 없이, 컨테이너 없이.</w:t>
+        <w:t xml:space="preserve">알렉세이: 거기 「해를 끼치지 말라」라고 쓰여 있어요. 그리고 「등록 없이는 한 걸음도 안 된다」. 보여요, 올가 페트로브나.</w:t>
+      </w:r>
+    </w:p>
+    <w:p>
+      <w:pPr>
+        <w:pStyle w:val="BodyText"/>
+      </w:pPr>
+      <w:r>
+        <w:t xml:space="preserve">올가: 그럼 들어요. 등록은 국가 규칙의 길로 시작됐고, 그게 우리의 가장 중요한 걸음이에요. 그건 당신이 망치지 않을 거예요.</w:t>
+      </w:r>
+    </w:p>
+    <w:p>
+      <w:pPr>
+        <w:pStyle w:val="BodyText"/>
+      </w:pPr>
+      <w:r>
+        <w:t xml:space="preserve">알렉세이: 안 망칠게요, 약속해요. 나머지 전부가 그 걸음에 달려 있다는 거 알아요.</w:t>
+      </w:r>
+    </w:p>
+    <w:p>
+      <w:pPr>
+        <w:pStyle w:val="BodyText"/>
+      </w:pPr>
+      <w:r>
+        <w:t xml:space="preserve">올가: 그리고 금고는 벨로바 일이니까 재촉하지 마요. 서두르는 투자자는 나쁜 투자자예요. 란스코이는 서두르지 않아요. 그건 좋은 거예요.</w:t>
+      </w:r>
+    </w:p>
+    <w:p>
+      <w:pPr>
+        <w:pStyle w:val="BodyText"/>
+      </w:pPr>
+      <w:r>
+        <w:t xml:space="preserve">이리나: 넷째 방안, 그러니까 설립자들의 80만부터 시작할게요. 일주일 걸려요.</w:t>
+      </w:r>
+    </w:p>
+    <w:p>
+      <w:pPr>
+        <w:pStyle w:val="BodyText"/>
+      </w:pPr>
+      <w:r>
+        <w:t xml:space="preserve">알렉세이: 둘째 방안, 컨테이너 반품은요? 그건 누가 물어봐요?</w:t>
+      </w:r>
+    </w:p>
+    <w:p>
+      <w:pPr>
+        <w:pStyle w:val="BodyText"/>
+      </w:pPr>
+      <w:r>
+        <w:t xml:space="preserve">이리나: 제가 도윤에게 물을게요. 대표님 없이 조용히, 친구로서요. 비용이 얼마고 그쪽이 어떻게 생각할지 알아볼게요.</w:t>
+      </w:r>
+    </w:p>
+    <w:p>
+      <w:pPr>
+        <w:pStyle w:val="BodyText"/>
+      </w:pPr>
+      <w:r>
+        <w:t xml:space="preserve">알렉세이: 하지만 도윤은 제 친구예요. 제가 직접 묻는 게 낫지 않을까요?</w:t>
+      </w:r>
+    </w:p>
+    <w:p>
+      <w:pPr>
+        <w:pStyle w:val="BodyText"/>
+      </w:pPr>
+      <w:r>
+        <w:t xml:space="preserve">이리나: 아니요. 당신이 물으면 대표의 부탁이 돼요. 제가 물으면 그냥 회계 담당의 질문이고, 여기서 차이가 커요. 대표의 부탁엔 대표들이 답하고, 회계의 질문엔 회계 담당들이 답하거든요.</w:t>
+      </w:r>
+    </w:p>
+    <w:p>
+      <w:pPr>
+        <w:pStyle w:val="BodyText"/>
+      </w:pPr>
+      <w:r>
+        <w:t xml:space="preserve">올가: 벨로바 말이 맞아요. 한국 측에게 당신은 회사의 얼굴이고, 얼굴은 회계 질문을 하지 않아요.</w:t>
+      </w:r>
+    </w:p>
+    <w:p>
+      <w:pPr>
+        <w:pStyle w:val="BodyText"/>
+      </w:pPr>
+      <w:r>
+        <w:t xml:space="preserve">알렉세이: 알았어요, 동의해요. 그럼 그동안 저는 뭘 해요?</w:t>
+      </w:r>
+    </w:p>
+    <w:p>
+      <w:pPr>
+        <w:pStyle w:val="BodyText"/>
+      </w:pPr>
+      <w:r>
+        <w:t xml:space="preserve">올가: 당신이 제일 잘하는 걸 해요. 의사들을 찾아가는 거요. 하지만 팔지 말고 그들에게 배우세요. 1년 뒤엔 코르닐로바 한 명이 아니라 클리닉 스무 곳이 필요해요. 그러니 그게 지금 당신의 가장 중요한 일이에요.</w:t>
+      </w:r>
+    </w:p>
+    <w:p>
+      <w:pPr>
+        <w:pStyle w:val="BodyText"/>
+      </w:pPr>
+      <w:r>
+        <w:t xml:space="preserve">이리나: 그리고 저는 당신이 찾아간 사람을 전부 「의사」 탭에 기록할게요. 지금은 줄이 비어 있으니 채우세요.</w:t>
+      </w:r>
+    </w:p>
+    <w:p>
+      <w:pPr>
+        <w:pStyle w:val="BodyText"/>
+      </w:pPr>
+      <w:r>
+        <w:t xml:space="preserve">알렉세이: 그러니까 우리 각자에게 빈 줄이 있네요. 당신은 1,300만, 올가 페트로브나는 심사관, 저는 의사들. 그리고 셋 모두에게 우리가 왜 이 일을 하는지 일깨워 주는 문 위의 판지 하나.</w:t>
+      </w:r>
+    </w:p>
+    <w:p>
+      <w:pPr>
+        <w:pStyle w:val="BodyText"/>
+      </w:pPr>
+      <w:r>
+        <w:t xml:space="preserve">올가: 그래요, 오늘 처음으로 대표답게 말했네요. 집에 가서 쉬어요. 내일은 국가 규칙대로, 한 걸음씩 일해요. 「빨리」 없이, 밤 전화 없이, 새 컨테이너 없이.</w:t>
       </w:r>
     </w:p>
     <w:bookmarkEnd w:id="37"/>
